--- a/notes/exports/book-draft.docx
+++ b/notes/exports/book-draft.docx
@@ -182,6 +182,91 @@
           <w:sz w:val="21"/>
           <w:szCs w:val="21"/>
         </w:rPr>
+        <w:t xml:space="preserve">仕事は、社会福祉法人が運営する障害者支援施設で、リーダー・上司という立場をやっている。障害者支援施設というのは、簡単に言うと、日常生活を送るうえで支援が必要な障害のある人たちが、暮らしの場として利用する施設のことだ。自分がいる施設では、大きく二つのサービスを行っている。一つは「施設入所支援」。夜間、寝泊まりも含めた生活全体を支える仕事だ。もう一つは「生活介護」。日中の入浴・排泄・食事の介助や、活動・訓練の支援をする仕事だ。定員は50人。決して小さな規模の場所ではない。</w:t>
+      </w:r>
+    </w:p>
+    <w:p>
+      <w:pPr>
+        <w:spacing w:after="120" w:before="240" w:line="320" w:lineRule="auto"/>
+      </w:pPr>
+      <w:r>
+        <w:rPr>
+          <w:rFonts w:ascii="Yu Mincho" w:cs="Yu Mincho" w:eastAsia="Yu Mincho" w:hAnsi="Yu Mincho"/>
+          <w:b/>
+          <w:bCs/>
+          <w:sz w:val="23"/>
+          <w:szCs w:val="23"/>
+        </w:rPr>
+        <w:t xml:space="preserve">――障害者支援施設で働いて20年、その中で感じたこと</w:t>
+      </w:r>
+    </w:p>
+    <w:p>
+      <w:pPr>
+        <w:spacing w:after="160" w:line="320" w:lineRule="auto"/>
+        <w:jc w:val="left"/>
+      </w:pPr>
+      <w:r>
+        <w:rPr>
+          <w:rFonts w:ascii="Yu Mincho" w:cs="Yu Mincho" w:eastAsia="Yu Mincho" w:hAnsi="Yu Mincho"/>
+          <w:sz w:val="21"/>
+          <w:szCs w:val="21"/>
+        </w:rPr>
+        <w:t xml:space="preserve">続けてこられた理由は、逆に「ダメなところがいっぱいある施設だったから」なのかもしれない。だからこそ自分が頑張らなきゃと思えたし、それが自分にモチベーションを与え続けてくれた面があると思う。全てがうまくいっていたとは全く思わないが、そういう側面は確かにあったと思う。</w:t>
+      </w:r>
+    </w:p>
+    <w:p>
+      <w:pPr>
+        <w:spacing w:after="160" w:line="320" w:lineRule="auto"/>
+        <w:jc w:val="left"/>
+      </w:pPr>
+      <w:r>
+        <w:rPr>
+          <w:rFonts w:ascii="Yu Mincho" w:cs="Yu Mincho" w:eastAsia="Yu Mincho" w:hAnsi="Yu Mincho"/>
+          <w:sz w:val="21"/>
+          <w:szCs w:val="21"/>
+        </w:rPr>
+        <w:t xml:space="preserve">職員のことは、正直、全員「ダメ」だと思っている。ただその分、自分にかなわない部分を、皆それぞれちゃんと持っているとも本当に思っている。自分にないものがあるというのは、自分にとってはとても魅力的なことだ。</w:t>
+      </w:r>
+    </w:p>
+    <w:p>
+      <w:pPr>
+        <w:spacing w:after="160" w:line="320" w:lineRule="auto"/>
+        <w:jc w:val="left"/>
+      </w:pPr>
+      <w:r>
+        <w:rPr>
+          <w:rFonts w:ascii="Yu Mincho" w:cs="Yu Mincho" w:eastAsia="Yu Mincho" w:hAnsi="Yu Mincho"/>
+          <w:sz w:val="21"/>
+          <w:szCs w:val="21"/>
+        </w:rPr>
+        <w:t xml:space="preserve">自分は、誰よりもダメな人間だと自覚している。ただ、みんなもそれなりにダメだと思っている。でも「ダメ」というのは悪口ではなく、いいところだと思っている。そのダメさを感じながら、みんなで協力していければいいと思う。崇高な感じで、キラキラした感じで仕事をしていきたい人間ではない。ダメだから面白いし、ダメだから皆で協力しなければいけないんだと思う。</w:t>
+      </w:r>
+    </w:p>
+    <w:p>
+      <w:pPr>
+        <w:spacing w:after="160" w:line="320" w:lineRule="auto"/>
+        <w:jc w:val="left"/>
+      </w:pPr>
+      <w:r>
+        <w:rPr>
+          <w:rFonts w:ascii="Yu Mincho" w:cs="Yu Mincho" w:eastAsia="Yu Mincho" w:hAnsi="Yu Mincho"/>
+          <w:sz w:val="21"/>
+          <w:szCs w:val="21"/>
+        </w:rPr>
+        <w:t xml:space="preserve">それを踏まえて、これからもしっかりやっていきたいし、いろんなことにチャレンジしていきたいと思っている。</w:t>
+      </w:r>
+    </w:p>
+    <w:p>
+      <w:pPr>
+        <w:spacing w:after="160" w:line="320" w:lineRule="auto"/>
+        <w:jc w:val="left"/>
+      </w:pPr>
+      <w:r>
+        <w:rPr>
+          <w:rFonts w:ascii="Yu Mincho" w:cs="Yu Mincho" w:eastAsia="Yu Mincho" w:hAnsi="Yu Mincho"/>
+          <w:sz w:val="21"/>
+          <w:szCs w:val="21"/>
+        </w:rPr>
         <w:t xml:space="preserve">40代。長野に住んでいる。休みが取れると、ソロキャンプに行ったり、川や湖のそばでぼんやりしたりしている。旅行も好きだが、細かい計画は立てない。大枠だけ決めて、あとは現地の気分で動く。新しいことには、わりと積極的に飛び込む方だと思う。</w:t>
       </w:r>
     </w:p>
@@ -252,6 +337,34 @@
           <w:sz w:val="21"/>
           <w:szCs w:val="21"/>
         </w:rPr>
+        <w:t xml:space="preserve">特にこれが苦手だと感じるのは、障害がある方に対してではなく、同じ職場で働くような、一般の相手に対してのことが多い。自分は合理的な人間で、その合理性は、前例やルール、理論の上に成り立っている。それを言葉で伝えられない状況になると、自分はとても弱くなる。だからこそ、日本で生活したいと思っているし、旅行も海外より日本でしたいと思ってしまう。海外に行けば、自分は言葉という武器を使えなくなり、途端に弱くなってしまうだろうと思う。言葉で生きていくこと、それが自分の長所だと思っている。</w:t>
+      </w:r>
+    </w:p>
+    <w:p>
+      <w:pPr>
+        <w:spacing w:after="160" w:line="320" w:lineRule="auto"/>
+        <w:jc w:val="left"/>
+      </w:pPr>
+      <w:r>
+        <w:rPr>
+          <w:rFonts w:ascii="Yu Mincho" w:cs="Yu Mincho" w:eastAsia="Yu Mincho" w:hAnsi="Yu Mincho"/>
+          <w:sz w:val="21"/>
+          <w:szCs w:val="21"/>
+        </w:rPr>
+        <w:t xml:space="preserve">ただし、正直に書いておく。言葉は、自分にとって最大の武器であり、最大の攻撃力でもある。それがちょくちょく、人を傷つけたり、絶望に追い込んだりしてきたのは、事実だと思う。武器の使い方は、考えなければいけないとは思う。それでも、出し惜しみせず、最大限にその武器を使わなければ、守れない人も出てくる。最後は、自分で責任を持って考えて、納得しながらも、時に後悔しながらも、やっていくしかないんだろうと思っている。</w:t>
+      </w:r>
+    </w:p>
+    <w:p>
+      <w:pPr>
+        <w:spacing w:after="160" w:line="320" w:lineRule="auto"/>
+        <w:jc w:val="left"/>
+      </w:pPr>
+      <w:r>
+        <w:rPr>
+          <w:rFonts w:ascii="Yu Mincho" w:cs="Yu Mincho" w:eastAsia="Yu Mincho" w:hAnsi="Yu Mincho"/>
+          <w:sz w:val="21"/>
+          <w:szCs w:val="21"/>
+        </w:rPr>
         <w:t xml:space="preserve">部下の育成についても、一つ決めていることがある。「あなたの強みは？」とは、直接聞かない。それより、「まだ嫌じゃない」「まだ楽」という言葉を引き出せるような聞き方をする。表情が明るくなる場面はどこか、その業務の話をする時に意見や具体例がたくさん出てくるか。そういうところを観察して、その人に合った場所を探す。</w:t>
       </w:r>
     </w:p>
@@ -267,6 +380,62 @@
           <w:szCs w:val="21"/>
         </w:rPr>
         <w:t xml:space="preserve">裁量を与えたら、任せる。失敗の責任は自分が負う。完成度そのものより、「携わろうとしている姿勢」を評価したい。失敗した時は、まず全部聞く。思ったこと、考えたこと、実際にやったこと。それから自分なりに分析して、良かった点と悪かった点を整理し、結論を出す。「じゃあどうすればいいか」を一緒に考えたら、最後にヒントを一言二言だけ渡して、あとは完全に委ねる。急がない。時間をかけて見る。「この人が伸びない」ではなく、「この業務では伸びない」と捉えるようにしている。自分にも常に正解が出せるわけではないと分かっているから、他の人の意見や、いくつかの角度を取り入れて判断するようにしている。</w:t>
+      </w:r>
+    </w:p>
+    <w:p>
+      <w:pPr>
+        <w:spacing w:after="160" w:line="320" w:lineRule="auto"/>
+        <w:jc w:val="left"/>
+      </w:pPr>
+      <w:r>
+        <w:rPr>
+          <w:rFonts w:ascii="Yu Mincho" w:cs="Yu Mincho" w:eastAsia="Yu Mincho" w:hAnsi="Yu Mincho"/>
+          <w:sz w:val="21"/>
+          <w:szCs w:val="21"/>
+        </w:rPr>
+        <w:t xml:space="preserve">20代後半から30代前半にかけて、経営者向けの研修に数多く参加させてもらった。かれこれ何年も通っている。その中で、他の経営者からたくさんのことを学んだり、研修そのもので身についたことがあったりして、今の自分がある。決して、自分だけの力でここまで来たわけではない。ある程度の適性はあったのかもしれないが、特段能力が高いからだとは思っていない。</w:t>
+      </w:r>
+    </w:p>
+    <w:p>
+      <w:pPr>
+        <w:spacing w:after="160" w:line="320" w:lineRule="auto"/>
+        <w:jc w:val="left"/>
+      </w:pPr>
+      <w:r>
+        <w:rPr>
+          <w:rFonts w:ascii="Yu Mincho" w:cs="Yu Mincho" w:eastAsia="Yu Mincho" w:hAnsi="Yu Mincho"/>
+          <w:sz w:val="21"/>
+          <w:szCs w:val="21"/>
+        </w:rPr>
+        <w:t xml:space="preserve">自分のユニークなところ、と自分で思っている部分がある。人間の感情や、人間本来の良さやダメさが、はっきり出ている人にとても興味があるということだ。そういう場面が出やすいのは、怒っている時、喜んでいる時、笑っている時、バカな話をしている時、酒を飲んで酔っ払っている時。そういう「ダメになっている」人間を見るのは、自分にとってはとても楽しいし、そういう人のことを好きになる。</w:t>
+      </w:r>
+    </w:p>
+    <w:p>
+      <w:pPr>
+        <w:spacing w:after="160" w:line="320" w:lineRule="auto"/>
+        <w:jc w:val="left"/>
+      </w:pPr>
+      <w:r>
+        <w:rPr>
+          <w:rFonts w:ascii="Yu Mincho" w:cs="Yu Mincho" w:eastAsia="Yu Mincho" w:hAnsi="Yu Mincho"/>
+          <w:sz w:val="21"/>
+          <w:szCs w:val="21"/>
+        </w:rPr>
+        <w:t xml:space="preserve">「ダメ」というのは、自分の中で「悪いこと」と同じ意味では定義されていない。むしろ特色があって、魅力的に映ることの方が多い。良くも悪くも、そこが自分の人間性の中でユニークな場所なんだと思っている。ダメで、ある程度笑えるくらいの状況であれば、隠す必要もないし、オープンにしたらいいと思ってしまう。本人にとっては大きなマイナス要因かもしれないが、自分にとってはとてもいいことに見える。つくづく、自分勝手な人間だと思う。</w:t>
+      </w:r>
+    </w:p>
+    <w:p>
+      <w:pPr>
+        <w:spacing w:after="160" w:line="320" w:lineRule="auto"/>
+        <w:jc w:val="left"/>
+      </w:pPr>
+      <w:r>
+        <w:rPr>
+          <w:rFonts w:ascii="Yu Mincho" w:cs="Yu Mincho" w:eastAsia="Yu Mincho" w:hAnsi="Yu Mincho"/>
+          <w:sz w:val="21"/>
+          <w:szCs w:val="21"/>
+        </w:rPr>
+        <w:t xml:space="preserve">変な人、おかしな人。そういう人たちは、自分にはとても魅力的に映る。自分にはなかなかないものだろうと思ってしまう。自分は所詮、作られた変な人だと自分では思っている。世間で言う、本当の「天然」みたいな人への憧れはあるし、そういう人に比べたら、自分なんてつまらない人間だとも思ってしまう。</w:t>
       </w:r>
     </w:p>
     <w:p>
@@ -1678,7 +1847,7 @@
           <w:sz w:val="21"/>
           <w:szCs w:val="21"/>
         </w:rPr>
-        <w:t xml:space="preserve">現場ではもう少し厄介な問題もある。空きがあれば経営にダメージだが、他害――他の利用者に手を出してしまうなどのリスク――がある人を無理に入所させれば、他の利用者の安心が下がる。どちらを選んでも、誰かの不満は必ず出る。完全な正解がない以上、中間地点を探るしかない。そして上司にも部下にも、それぞれに合った形で事情を詳しく共有する。部下には「空きがあるとボーナスが下がる」という経営の実情を、上司には「今入れれば事故のリスクが上がり、訴訟リスクにつながる」という現場のリスクを。全員が納得するまで進めないのではなく、しっかり説明する努力をする。それが大事だと思う。</w:t>
+        <w:t xml:space="preserve">現場ではもう少し厄介な問題もある。「空きがある」というのは、定員に対して利用者が満床でない状態のことだ。空きがある状態が続けば、それだけで経営の不安につながる。かといって、他害――他の利用者に手を出してしまうなどのリスク――がある人を無理に入所させれば、他の利用者の安心が下がる。どちらを選んでも、誰かの不満は必ず出る。完全な正解がない以上、中間地点を探るしかない。そして上司にも部下にも、それぞれに合った形で事情を詳しく共有する。部下には「空きがあるとボーナスが下がる」という経営の実情を、上司には「今入れれば事故のリスクが上がり、訴訟リスクにつながる」という現場のリスクを。全員が納得するまで進めないのではなく、しっかり説明する努力をする。それが大事だと思う。</w:t>
       </w:r>
     </w:p>
     <w:p>
@@ -2561,6 +2730,30 @@
       </w:r>
     </w:p>
     <w:p>
+      <w:pPr>
+        <w:pBdr>
+          <w:left w:val="single" w:color="999999" w:sz="6" w:space="8"/>
+        </w:pBdr>
+        <w:spacing w:after="60" w:line="300" w:lineRule="auto"/>
+        <w:ind w:left="480"/>
+      </w:pPr>
+      <w:r>
+        <w:rPr>
+          <w:rFonts w:ascii="Yu Mincho" w:cs="Yu Mincho" w:eastAsia="Yu Mincho" w:hAnsi="Yu Mincho"/>
+          <w:i/>
+          <w:iCs/>
+          <w:sz w:val="19"/>
+          <w:szCs w:val="19"/>
+        </w:rPr>
+        <w:t xml:space="preserve">【メモ・後で正式化】「会議では（人の意見を）否定しない」をルールにできないか、まだ自問中。特に、若い支援員が発言しづらく、ベテランばかりが発言するような会議を想定。遠慮していたら、そもそも何も始まらない（意見が出ない）。</w:t>
+      </w:r>
+    </w:p>
+    <w:p>
+      <w:pPr>
+        <w:spacing w:after="80"/>
+      </w:pPr>
+    </w:p>
+    <w:p>
       <w:r>
         <w:br w:type="page"/>
       </w:r>
@@ -2751,6 +2944,62 @@
           <w:szCs w:val="21"/>
         </w:rPr>
         <w:t xml:space="preserve">もう一つは、「否定」ではなく「別角度のカメラ」として置くことだ。「それは違うと思います」ではなく、「もし予算が半分だったら、この案はどう見えますか」「ユーザーがかなり保守的な人だったら、どう反応しますか」というように、前提条件や想定する相手を変える問いとして投げる。そうすると、対立ではなく、建設的な広がりが生まれやすい。</w:t>
+      </w:r>
+    </w:p>
+    <w:p>
+      <w:pPr>
+        <w:spacing w:after="160" w:line="320" w:lineRule="auto"/>
+        <w:jc w:val="left"/>
+      </w:pPr>
+      <w:r>
+        <w:rPr>
+          <w:rFonts w:ascii="Yu Mincho" w:cs="Yu Mincho" w:eastAsia="Yu Mincho" w:hAnsi="Yu Mincho"/>
+          <w:sz w:val="21"/>
+          <w:szCs w:val="21"/>
+        </w:rPr>
+        <w:t xml:space="preserve">そもそも、会議とは何のための場なのか。自分にとって会議は、意見を述べたり、伝えたり、聞いたりする、とても重要な「育成の場」「成長の場」だ。そのことを、常に意識している。</w:t>
+      </w:r>
+    </w:p>
+    <w:p>
+      <w:pPr>
+        <w:spacing w:after="160" w:line="320" w:lineRule="auto"/>
+        <w:jc w:val="left"/>
+      </w:pPr>
+      <w:r>
+        <w:rPr>
+          <w:rFonts w:ascii="Yu Mincho" w:cs="Yu Mincho" w:eastAsia="Yu Mincho" w:hAnsi="Yu Mincho"/>
+          <w:sz w:val="21"/>
+          <w:szCs w:val="21"/>
+        </w:rPr>
+        <w:t xml:space="preserve">だからこそ、あえて厳しいことも書いておきたい。発言しないことを、心理的安全性の確保だと勘違いしてはいけない。思っていることがあるのに言わないのは、はっきり言えば、仕事をしていないのと同じだと思っている。</w:t>
+      </w:r>
+    </w:p>
+    <w:p>
+      <w:pPr>
+        <w:spacing w:after="160" w:line="320" w:lineRule="auto"/>
+        <w:jc w:val="left"/>
+      </w:pPr>
+      <w:r>
+        <w:rPr>
+          <w:rFonts w:ascii="Yu Mincho" w:cs="Yu Mincho" w:eastAsia="Yu Mincho" w:hAnsi="Yu Mincho"/>
+          <w:sz w:val="21"/>
+          <w:szCs w:val="21"/>
+        </w:rPr>
+        <w:t xml:space="preserve">例えるなら、おむつ交換が好きじゃないから、苦手だからやらない、というのと変わらない。会議での発言も、仕事の一部だ。それでいいのか、と自分にも、周りにも、いつも問いたい。</w:t>
+      </w:r>
+    </w:p>
+    <w:p>
+      <w:pPr>
+        <w:spacing w:after="160" w:line="320" w:lineRule="auto"/>
+        <w:jc w:val="left"/>
+      </w:pPr>
+      <w:r>
+        <w:rPr>
+          <w:rFonts w:ascii="Yu Mincho" w:cs="Yu Mincho" w:eastAsia="Yu Mincho" w:hAnsi="Yu Mincho"/>
+          <w:sz w:val="21"/>
+          <w:szCs w:val="21"/>
+        </w:rPr>
+        <w:t xml:space="preserve">もちろん、心理的安全性そのものは大事だと思っている。ただ、能力が高いメンバーが集まっている場では、話が少し違ってくる。発言することは、自分の強さを示すためにやることではないと思う。強さがあるかどうかは、正直分からない。それでも、発言するのは「しなくてはいけないこと」だと思っている。会議での発言は、自分のためというより、みんなを助けたり守ったりするために必要なことだからだ。「言いづらい空気だから」を理由に黙るのは、その必要性から目を逸らしているだけではないか。心理的安全性は、弱さを守るためのものであって、発言しないことの言い訳にしてはいけないと思っている。</w:t>
       </w:r>
     </w:p>
     <w:p>
@@ -3054,6 +3303,20 @@
       </w:r>
     </w:p>
     <w:p>
+      <w:pPr>
+        <w:spacing w:after="160" w:line="320" w:lineRule="auto"/>
+        <w:jc w:val="left"/>
+      </w:pPr>
+      <w:r>
+        <w:rPr>
+          <w:rFonts w:ascii="Yu Mincho" w:cs="Yu Mincho" w:eastAsia="Yu Mincho" w:hAnsi="Yu Mincho"/>
+          <w:sz w:val="21"/>
+          <w:szCs w:val="21"/>
+        </w:rPr>
+        <w:t xml:space="preserve">この欠点への備えとして、対応のフローチャートを事前に考えておくようにしている。「伝わった時」と「伝わらなかった時」、それぞれの次の一手を、あらかじめ決めておく。伝わった時は、それでいい。伝わらなかった時は、次にどうするか――もう少し個別に近い形で伝えるのか、時間を置いてもう一度全体に向けて伝えるのか。そこまで決めてから動く。こうしておくことで、起きてから慌てて考える「後手」に回らずに済む。</w:t>
+      </w:r>
+    </w:p>
+    <w:p>
       <w:r>
         <w:br w:type="page"/>
       </w:r>
@@ -3192,6 +3455,105 @@
       </w:r>
     </w:p>
     <w:p>
+      <w:pPr>
+        <w:spacing w:after="120" w:before="240" w:line="320" w:lineRule="auto"/>
+      </w:pPr>
+      <w:r>
+        <w:rPr>
+          <w:rFonts w:ascii="Yu Mincho" w:cs="Yu Mincho" w:eastAsia="Yu Mincho" w:hAnsi="Yu Mincho"/>
+          <w:b/>
+          <w:bCs/>
+          <w:sz w:val="23"/>
+          <w:szCs w:val="23"/>
+        </w:rPr>
+        <w:t xml:space="preserve">――優しい言葉は、時として諦めに向かわせる</w:t>
+      </w:r>
+    </w:p>
+    <w:p>
+      <w:pPr>
+        <w:spacing w:after="160" w:line="320" w:lineRule="auto"/>
+        <w:jc w:val="left"/>
+      </w:pPr>
+      <w:r>
+        <w:rPr>
+          <w:rFonts w:ascii="Yu Mincho" w:cs="Yu Mincho" w:eastAsia="Yu Mincho" w:hAnsi="Yu Mincho"/>
+          <w:sz w:val="21"/>
+          <w:szCs w:val="21"/>
+        </w:rPr>
+        <w:t xml:space="preserve">優しさも、その一つだと思う。優しい言葉は、いつでも良いものだと思われがちだ。でも、優しい言葉が、かえって相手を諦めに向かわせてしまうことがある。</w:t>
+      </w:r>
+    </w:p>
+    <w:p>
+      <w:pPr>
+        <w:spacing w:after="160" w:line="320" w:lineRule="auto"/>
+        <w:jc w:val="left"/>
+      </w:pPr>
+      <w:r>
+        <w:rPr>
+          <w:rFonts w:ascii="Yu Mincho" w:cs="Yu Mincho" w:eastAsia="Yu Mincho" w:hAnsi="Yu Mincho"/>
+          <w:sz w:val="21"/>
+          <w:szCs w:val="21"/>
+        </w:rPr>
+        <w:t xml:space="preserve">一つ目は、心理的リアクタンス、いわゆる「あまのじゃくの法則」だ。人は「こうしなさい」「そのままでいいよ」と自由を制限されるような言葉をかけられると、無意識に反発したくなる。「無理しないで諦めてもいいんだよ」という優しい言葉が、相手にとっては「あなたにはこれ以上無理だ」と限界を決めつけられた、自由を奪われたように感じられ、「じゃあもういいや」という投げやりな諦めに繋がることがある。</w:t>
+      </w:r>
+    </w:p>
+    <w:p>
+      <w:pPr>
+        <w:spacing w:after="160" w:line="320" w:lineRule="auto"/>
+        <w:jc w:val="left"/>
+      </w:pPr>
+      <w:r>
+        <w:rPr>
+          <w:rFonts w:ascii="Yu Mincho" w:cs="Yu Mincho" w:eastAsia="Yu Mincho" w:hAnsi="Yu Mincho"/>
+          <w:sz w:val="21"/>
+          <w:szCs w:val="21"/>
+        </w:rPr>
+        <w:t xml:space="preserve">二つ目は、アンダーマイニング効果、過正当化効果とも呼ばれるものだ。内発的なやる気を持って取り組んでいる人に、外から過度な優しい声かけや気遣いが与えられると、かえって本来のやる気が下がってしまう。自分で限界まで挑戦しようとしている時に、「頑張らなくていいよ」「十分やったよ」と優しく慰められると、張り詰めていた緊張の糸が切れて、「これ以上やる意味があるのかな」と諦めてしまう。</w:t>
+      </w:r>
+    </w:p>
+    <w:p>
+      <w:pPr>
+        <w:spacing w:after="160" w:line="320" w:lineRule="auto"/>
+        <w:jc w:val="left"/>
+      </w:pPr>
+      <w:r>
+        <w:rPr>
+          <w:rFonts w:ascii="Yu Mincho" w:cs="Yu Mincho" w:eastAsia="Yu Mincho" w:hAnsi="Yu Mincho"/>
+          <w:sz w:val="21"/>
+          <w:szCs w:val="21"/>
+        </w:rPr>
+        <w:t xml:space="preserve">三つ目は、トキシック・ポジティビティ、有害な過剰肯定だ。どんな状況でも無理にポジティブに捉えようとしたり、「大丈夫」「明日はいいことがある」といった表面的な言葉で励ましたりすることが、かえって相手を追い詰めることがある。辛い現実と向き合って乗り越えようとしている人に安易な優しい言葉をかけると、「自分の苦しみを理解してもらえない」という絶望感に変わり、前を向くことそのものを諦めさせてしまう。</w:t>
+      </w:r>
+    </w:p>
+    <w:p>
+      <w:pPr>
+        <w:spacing w:after="160" w:line="320" w:lineRule="auto"/>
+        <w:jc w:val="left"/>
+      </w:pPr>
+      <w:r>
+        <w:rPr>
+          <w:rFonts w:ascii="Yu Mincho" w:cs="Yu Mincho" w:eastAsia="Yu Mincho" w:hAnsi="Yu Mincho"/>
+          <w:sz w:val="21"/>
+          <w:szCs w:val="21"/>
+        </w:rPr>
+        <w:t xml:space="preserve">四つ目は、悲観的慰め、いわば「コンフォート・トラップ」だ。優しい言葉は、一時的に「今のままでいいんだ」という居心地の良さを与える。でも、その優しさに甘んじることで、現状を打破するための努力や挑戦そのものを諦め、停滞を選んでしまうことがある。</w:t>
+      </w:r>
+    </w:p>
+    <w:p>
+      <w:pPr>
+        <w:spacing w:after="160" w:line="320" w:lineRule="auto"/>
+        <w:jc w:val="left"/>
+      </w:pPr>
+      <w:r>
+        <w:rPr>
+          <w:rFonts w:ascii="Yu Mincho" w:cs="Yu Mincho" w:eastAsia="Yu Mincho" w:hAnsi="Yu Mincho"/>
+          <w:sz w:val="21"/>
+          <w:szCs w:val="21"/>
+        </w:rPr>
+        <w:t xml:space="preserve">この四つの中で、自分に一番当てはまるのは、二つ目のアンダーマイニング効果だと思っている。仕事を辞めたいと思っていた職員がいた。励まそうとして、今のその人の頑張りや状態を認めるような声かけをした。ところが、それがきっかけになって、その職員は辞める決意を固めてしまった。張り詰めていたものが、優しさで緩んでしまったんだと思う。良かれと思ってかけた言葉が、逆に背中を押してしまうことがある。それを痛感した出来事だった。</w:t>
+      </w:r>
+    </w:p>
+    <w:p>
       <w:r>
         <w:br w:type="page"/>
       </w:r>
@@ -3603,6 +3965,34 @@
       </w:r>
     </w:p>
     <w:p>
+      <w:pPr>
+        <w:spacing w:after="160" w:line="320" w:lineRule="auto"/>
+        <w:jc w:val="left"/>
+      </w:pPr>
+      <w:r>
+        <w:rPr>
+          <w:rFonts w:ascii="Yu Mincho" w:cs="Yu Mincho" w:eastAsia="Yu Mincho" w:hAnsi="Yu Mincho"/>
+          <w:sz w:val="21"/>
+          <w:szCs w:val="21"/>
+        </w:rPr>
+        <w:t xml:space="preserve">「やりがい」の扱われ方も、同じ構造だと思っている。「人の役に立つ仕事なんだから」「やりがいがあるでしょう」という言葉で、本来払うべき残業代や、増やすべき人員を、うやむやにしてしまう。これも、事業所にとって都合がいいことを「善」にすり替えているだけだ。やりがいを理由に対価を後回しにするのは、遅刻はダメで早出はいいと言っているのと、根っこは同じことをしている。</w:t>
+      </w:r>
+    </w:p>
+    <w:p>
+      <w:pPr>
+        <w:spacing w:after="160" w:line="320" w:lineRule="auto"/>
+        <w:jc w:val="left"/>
+      </w:pPr>
+      <w:r>
+        <w:rPr>
+          <w:rFonts w:ascii="Yu Mincho" w:cs="Yu Mincho" w:eastAsia="Yu Mincho" w:hAnsi="Yu Mincho"/>
+          <w:sz w:val="21"/>
+          <w:szCs w:val="21"/>
+        </w:rPr>
+        <w:t xml:space="preserve">これは、職員側だけの話ではない。管理する側の責任でもあると思っている。時間内に業務を終わらせられるように業務を設計し、仕組みやシステム、必要なハードを整えるのは、管理側の仕事だ。パソコン、日誌入力ソフト、インカム、特殊浴槽、Wi-Fiの整備。そうやって現場をフォローするのが仕事のはずだ。それを怠って、職員の「やりがい」に甘えて対応しないのは、やりがい搾取そのものだと思う。できる人間を育てること、採用することも同じだ。人材育成や採用への投資を怠って、今いる職員のやりがいで穴を埋めようとするのも、根っこは変わらない。</w:t>
+      </w:r>
+    </w:p>
+    <w:p>
       <w:r>
         <w:br w:type="page"/>
       </w:r>
@@ -3670,6 +4060,48 @@
       </w:r>
     </w:p>
     <w:p>
+      <w:pPr>
+        <w:spacing w:after="160" w:line="320" w:lineRule="auto"/>
+        <w:jc w:val="left"/>
+      </w:pPr>
+      <w:r>
+        <w:rPr>
+          <w:rFonts w:ascii="Yu Mincho" w:cs="Yu Mincho" w:eastAsia="Yu Mincho" w:hAnsi="Yu Mincho"/>
+          <w:sz w:val="21"/>
+          <w:szCs w:val="21"/>
+        </w:rPr>
+        <w:t xml:space="preserve">自分の悪いところの一つに、上、つまり役職者には厳しくなりがちな傾向がある。これにはメリットもデメリットもあると思っている。</w:t>
+      </w:r>
+    </w:p>
+    <w:p>
+      <w:pPr>
+        <w:spacing w:after="160" w:line="320" w:lineRule="auto"/>
+        <w:jc w:val="left"/>
+      </w:pPr>
+      <w:r>
+        <w:rPr>
+          <w:rFonts w:ascii="Yu Mincho" w:cs="Yu Mincho" w:eastAsia="Yu Mincho" w:hAnsi="Yu Mincho"/>
+          <w:sz w:val="21"/>
+          <w:szCs w:val="21"/>
+        </w:rPr>
+        <w:t xml:space="preserve">後悔していることも、これに関係している。中堅から下の職員には、気を使わなければと思って、優しく手厚く接してきた。でも、リーダーや主任あたりの職員には、その考えがなかった。自分に置き換えると、そんな気遣いは要らないし、やるのが当たり前の仕事だと思っていたからだ。</w:t>
+      </w:r>
+    </w:p>
+    <w:p>
+      <w:pPr>
+        <w:spacing w:after="160" w:line="320" w:lineRule="auto"/>
+        <w:jc w:val="left"/>
+      </w:pPr>
+      <w:r>
+        <w:rPr>
+          <w:rFonts w:ascii="Yu Mincho" w:cs="Yu Mincho" w:eastAsia="Yu Mincho" w:hAnsi="Yu Mincho"/>
+          <w:sz w:val="21"/>
+          <w:szCs w:val="21"/>
+        </w:rPr>
+        <w:t xml:space="preserve">でも、実際にはリーダーや主任の中にも、それが難しい人、つらい思いをしている人がいた。そういう人への対応を、自分は後回しにしてしまっていた。今の自分だったら、もう少し助けてあげられたと思う。当時は、力不足でそれができなかった。</w:t>
+      </w:r>
+    </w:p>
+    <w:p>
       <w:r>
         <w:br w:type="page"/>
       </w:r>
@@ -3765,6 +4197,104 @@
       </w:r>
     </w:p>
     <w:p>
+      <w:pPr>
+        <w:spacing w:after="160" w:line="320" w:lineRule="auto"/>
+        <w:jc w:val="left"/>
+      </w:pPr>
+      <w:r>
+        <w:rPr>
+          <w:rFonts w:ascii="Yu Mincho" w:cs="Yu Mincho" w:eastAsia="Yu Mincho" w:hAnsi="Yu Mincho"/>
+          <w:sz w:val="21"/>
+          <w:szCs w:val="21"/>
+        </w:rPr>
+        <w:t xml:space="preserve">ここから先は、あくまで自分の主観だ。「ありがとう」をたくさん言ってもらいたい、という人もいる。ただ、自分はそうは思えない。逆に、「ありがとう搾取」をする側の人間もいるのではないか、と感じている。</w:t>
+      </w:r>
+    </w:p>
+    <w:p>
+      <w:pPr>
+        <w:spacing w:after="160" w:line="320" w:lineRule="auto"/>
+        <w:jc w:val="left"/>
+      </w:pPr>
+      <w:r>
+        <w:rPr>
+          <w:rFonts w:ascii="Yu Mincho" w:cs="Yu Mincho" w:eastAsia="Yu Mincho" w:hAnsi="Yu Mincho"/>
+          <w:sz w:val="21"/>
+          <w:szCs w:val="21"/>
+        </w:rPr>
+        <w:t xml:space="preserve">「ありがとう搾取」とは、感謝や称賛の言葉――「いつも助かるよ」「君のおかげだ」――や「やりがい」を、対価の代わりに使って、正当な金銭や労働条件を支払わないまま、過剰な労働や貢献を強いる構造のことだ。やりがい搾取に近い概念だが、人間関係や心理的な報酬が盾に使われる点に特徴がある。</w:t>
+      </w:r>
+    </w:p>
+    <w:p>
+      <w:pPr>
+        <w:spacing w:after="160" w:line="320" w:lineRule="auto"/>
+        <w:jc w:val="left"/>
+      </w:pPr>
+      <w:r>
+        <w:rPr>
+          <w:rFonts w:ascii="Yu Mincho" w:cs="Yu Mincho" w:eastAsia="Yu Mincho" w:hAnsi="Yu Mincho"/>
+          <w:sz w:val="21"/>
+          <w:szCs w:val="21"/>
+        </w:rPr>
+        <w:t xml:space="preserve">なぜこれが起きるのか。一つは、罪悪感と自己効力感の利用だ。「あなたにしか頼めない」「感謝している」と言われると、承認欲求は満たされる。でも同時に、「断ると期待を裏切る」という罪悪感が生まれ、拒みにくくなる。もう一つは、「好意」と「ビジネス」の境界が曖昧になることだ。上下関係や師弟関係のような情緒的なつながりが仕事に持ち込まれると、対価の交渉そのものがタブー視されやすくなる。もう一つは、組織や依頼する側にとって、感謝の言葉や「アットホームな職場」といった非金銭的な報酬は、コストがかからないということだ。本来必要な賃上げや増員をしない言い訳として機能してしまう。</w:t>
+      </w:r>
+    </w:p>
+    <w:p>
+      <w:pPr>
+        <w:spacing w:after="160" w:line="320" w:lineRule="auto"/>
+        <w:jc w:val="left"/>
+      </w:pPr>
+      <w:r>
+        <w:rPr>
+          <w:rFonts w:ascii="Yu Mincho" w:cs="Yu Mincho" w:eastAsia="Yu Mincho" w:hAnsi="Yu Mincho"/>
+          <w:sz w:val="21"/>
+          <w:szCs w:val="21"/>
+        </w:rPr>
+        <w:t xml:space="preserve">福祉や教育、クリエイティブの仕事は、特にこれが起きやすいと思う。「人の役に立つこと自体が素晴らしい」とされる職種では、過密なスケジュールや持ち帰り仕事が当たり前になりやすい。利用者の笑顔や、家族からの「ありがとう」が、低い待遇や過重労働に耐える理由として、組織側から押し付けられることがある。</w:t>
+      </w:r>
+    </w:p>
+    <w:p>
+      <w:pPr>
+        <w:spacing w:after="160" w:line="320" w:lineRule="auto"/>
+        <w:jc w:val="left"/>
+      </w:pPr>
+      <w:r>
+        <w:rPr>
+          <w:rFonts w:ascii="Yu Mincho" w:cs="Yu Mincho" w:eastAsia="Yu Mincho" w:hAnsi="Yu Mincho"/>
+          <w:sz w:val="21"/>
+          <w:szCs w:val="21"/>
+        </w:rPr>
+        <w:t xml:space="preserve">搾取される側には、静かにダメージが積み重なっていく。最初は感謝される喜びで動けていても、体力や時間、金銭の消耗が続き、ある日突然エネルギーが切れる。「あんなに感謝してくれているのに、対価を気にする自分は心が狭いのではないか」と、不満を持つ自分を責めてしまう。そうして声を上げられないまま我慢が限界を迎えた時、それまでの関係や信頼が一気に崩れる。</w:t>
+      </w:r>
+    </w:p>
+    <w:p>
+      <w:pPr>
+        <w:spacing w:after="160" w:line="320" w:lineRule="auto"/>
+        <w:jc w:val="left"/>
+      </w:pPr>
+      <w:r>
+        <w:rPr>
+          <w:rFonts w:ascii="Yu Mincho" w:cs="Yu Mincho" w:eastAsia="Yu Mincho" w:hAnsi="Yu Mincho"/>
+          <w:sz w:val="21"/>
+          <w:szCs w:val="21"/>
+        </w:rPr>
+        <w:t xml:space="preserve">対策として意識したいのは、感情と契約を切り離すことだ。感謝を受け取ることと、労力に見合った対価を求めることは、両立する。「今回は特別」を繰り返さないことも大事だ。一度、無償や低い条件で受けてしまうと、それが相手にとっての「通常」になってしまう。</w:t>
+      </w:r>
+    </w:p>
+    <w:p>
+      <w:pPr>
+        <w:spacing w:after="160" w:line="320" w:lineRule="auto"/>
+        <w:jc w:val="left"/>
+      </w:pPr>
+      <w:r>
+        <w:rPr>
+          <w:rFonts w:ascii="Yu Mincho" w:cs="Yu Mincho" w:eastAsia="Yu Mincho" w:hAnsi="Yu Mincho"/>
+          <w:sz w:val="21"/>
+          <w:szCs w:val="21"/>
+        </w:rPr>
+        <w:t xml:space="preserve">感謝の言葉そのものは、美徳だと思う。でも、それが正当な時間や労力、お金の代わりに使われ始めたら、それは警戒すべきことだと思っている。</w:t>
+      </w:r>
+    </w:p>
+    <w:p>
       <w:r>
         <w:br w:type="page"/>
       </w:r>
@@ -4614,6 +5144,132 @@
           <w:sz w:val="21"/>
           <w:szCs w:val="21"/>
         </w:rPr>
+        <w:t xml:space="preserve">ここで、もう少し昔の話もしておきたい。自分は、小さい頃からかなり自分勝手な性格で、情緒も安定していなかったと思う。いろんなことをモヤモヤ抱えながら生きていて、奇声をあげたり、突拍子もないことをしたりするような子どもだった。</w:t>
+      </w:r>
+    </w:p>
+    <w:p>
+      <w:pPr>
+        <w:spacing w:after="160" w:line="320" w:lineRule="auto"/>
+        <w:jc w:val="left"/>
+      </w:pPr>
+      <w:r>
+        <w:rPr>
+          <w:rFonts w:ascii="Yu Mincho" w:cs="Yu Mincho" w:eastAsia="Yu Mincho" w:hAnsi="Yu Mincho"/>
+          <w:sz w:val="21"/>
+          <w:szCs w:val="21"/>
+        </w:rPr>
+        <w:t xml:space="preserve">今になって考えると、そういう行動の背景には、頭の中でいろんなことを考えすぎる性質があったんだと思う。死ぬということについて考えたり、宇宙の果てについて考えたりして、気持ち悪くなった記憶がある。そこから何とか抜け出して、今の自分がある。悶々と考えたり、妄想したりするのが得意だったこと自体は、今の仕事にも活きている部分だと思うが、幼い頃の自分にとっては、それはかなり重たい荷物――キャリーオーバーのようなものだったんだと思う。</w:t>
+      </w:r>
+    </w:p>
+    <w:p>
+      <w:pPr>
+        <w:spacing w:after="160" w:line="320" w:lineRule="auto"/>
+        <w:jc w:val="left"/>
+      </w:pPr>
+      <w:r>
+        <w:rPr>
+          <w:rFonts w:ascii="Yu Mincho" w:cs="Yu Mincho" w:eastAsia="Yu Mincho" w:hAnsi="Yu Mincho"/>
+          <w:sz w:val="21"/>
+          <w:szCs w:val="21"/>
+        </w:rPr>
+        <w:t xml:space="preserve">自分は、100パーセント変な子どもだった。学校生活はうまくいかないことが多く、小学校・中学校・高校と、引きこもり寸前のところをギリギリで踏みとどまっていたように思う。内気な性格に加えて、「しっかりしなきゃいけない」という気持ちもどこかにあって、何とか高校の卒業までたどり着けた。周りの友達に恵まれた面もあるが、そもそも友達はそんなに多くなかったし、付き合い方も下手だった。それでも、一人か二人、ちゃんと自分のそばにいてくれた友達がいた。その巡り合わせがなかったら、自分は大きな事件を起こすか、部屋に閉じこもっているだけの人間になっていたかもしれない。</w:t>
+      </w:r>
+    </w:p>
+    <w:p>
+      <w:pPr>
+        <w:spacing w:after="160" w:line="320" w:lineRule="auto"/>
+        <w:jc w:val="left"/>
+      </w:pPr>
+      <w:r>
+        <w:rPr>
+          <w:rFonts w:ascii="Yu Mincho" w:cs="Yu Mincho" w:eastAsia="Yu Mincho" w:hAnsi="Yu Mincho"/>
+          <w:sz w:val="21"/>
+          <w:szCs w:val="21"/>
+        </w:rPr>
+        <w:t xml:space="preserve">それを考えると、よく今こんな風になれたなと思うし、自分の底辺――一番どうしようもなかった自分を、自分自身が知っているからこそ、ここまで来られたんだと思う。</w:t>
+      </w:r>
+    </w:p>
+    <w:p>
+      <w:pPr>
+        <w:spacing w:after="160" w:line="320" w:lineRule="auto"/>
+        <w:jc w:val="left"/>
+      </w:pPr>
+      <w:r>
+        <w:rPr>
+          <w:rFonts w:ascii="Yu Mincho" w:cs="Yu Mincho" w:eastAsia="Yu Mincho" w:hAnsi="Yu Mincho"/>
+          <w:sz w:val="21"/>
+          <w:szCs w:val="21"/>
+        </w:rPr>
+        <w:t xml:space="preserve">正直に書いておくと、今の自分も、ちゃんとしているように見えて、頭の中身はだいぶおかしいと思う。一人で考えている時には、とても人に言えないようなことを、山ほど考えている。45歳を過ぎた今でも、どこかでスリルを味わうことを求めたり、安定することを嫌だと感じたり、死を感じることを欲したりする、ジャンキーのような側面がある。それは間違いなく若い頃より減ってはいるが、抑えきれてもいないし、なくなってもいない。これからも、たぶん、なくなることはないんだろうと思っている。</w:t>
+      </w:r>
+    </w:p>
+    <w:p>
+      <w:pPr>
+        <w:spacing w:after="160" w:line="320" w:lineRule="auto"/>
+        <w:jc w:val="left"/>
+      </w:pPr>
+      <w:r>
+        <w:rPr>
+          <w:rFonts w:ascii="Yu Mincho" w:cs="Yu Mincho" w:eastAsia="Yu Mincho" w:hAnsi="Yu Mincho"/>
+          <w:sz w:val="21"/>
+          <w:szCs w:val="21"/>
+        </w:rPr>
+        <w:t xml:space="preserve">もう一つ、正直に書いておきたいことがある。自分は、小さい頃、いじめられっ子でもあった。いじめは、どんな理由があっても許されるものではないというのが世の中の一般論だし、それは正しいことなんだろうとも思う。ただ、自分の場合に限って言えば、いじめられた原因の大半は、自分自身にあったと思っている。ああいう振る舞いをすれば嫌われるだろうな、ハブられるだろうな、嫌なこともされるだろうなと、今なら分かる。当時、自分に関わってくれた人たちには、「ごめんなさい」と言いたい気持ちがある。</w:t>
+      </w:r>
+    </w:p>
+    <w:p>
+      <w:pPr>
+        <w:spacing w:after="160" w:line="320" w:lineRule="auto"/>
+        <w:jc w:val="left"/>
+      </w:pPr>
+      <w:r>
+        <w:rPr>
+          <w:rFonts w:ascii="Yu Mincho" w:cs="Yu Mincho" w:eastAsia="Yu Mincho" w:hAnsi="Yu Mincho"/>
+          <w:sz w:val="21"/>
+          <w:szCs w:val="21"/>
+        </w:rPr>
+        <w:t xml:space="preserve">だからといって、あの経験がない方が良かったとは思わない。当時は大変だったし、たまたま自殺もせず、社会からドロップアウトすることもなく、今までやってこれただけなんだとも思う。ただ、あの経験は全部、今の自分を形づくる過程になっている。経験そのものが尊いとか、大切だったとは1ミリも思わない。しなくて済むなら、その方がずっといい。それでも、自分にとっては必要な過程だったんだろうな、とは思っている。</w:t>
+      </w:r>
+    </w:p>
+    <w:p>
+      <w:pPr>
+        <w:spacing w:after="160" w:line="320" w:lineRule="auto"/>
+        <w:jc w:val="left"/>
+      </w:pPr>
+      <w:r>
+        <w:rPr>
+          <w:rFonts w:ascii="Yu Mincho" w:cs="Yu Mincho" w:eastAsia="Yu Mincho" w:hAnsi="Yu Mincho"/>
+          <w:sz w:val="21"/>
+          <w:szCs w:val="21"/>
+        </w:rPr>
+        <w:t xml:space="preserve">こういう合理的な考え方をするようになったことの、大きなマイナス面もある。感情というものが、だいぶ減った自覚がある。仕事の場で常にそう考えなければいけないことが、家族に対しても、感情ではなくその時々で判断する、という傾向を強めているんだと思う。特に家族に対してその傾向が強く出ていることには、申し訳なさも感じる。ただ、それを変えるつもりはない。</w:t>
+      </w:r>
+    </w:p>
+    <w:p>
+      <w:pPr>
+        <w:spacing w:after="160" w:line="320" w:lineRule="auto"/>
+        <w:jc w:val="left"/>
+      </w:pPr>
+      <w:r>
+        <w:rPr>
+          <w:rFonts w:ascii="Yu Mincho" w:cs="Yu Mincho" w:eastAsia="Yu Mincho" w:hAnsi="Yu Mincho"/>
+          <w:sz w:val="21"/>
+          <w:szCs w:val="21"/>
+        </w:rPr>
+        <w:t xml:space="preserve">家族というのは、自分にとってプラスにもなるし、大きなマイナスにもなり得るものだと思っている。だから、「家族だから無条件に大事」というふうには、あまり感じない。家族を最優先にする、という欧米的な考え方は、正直あまり好きではない。家族は、自分にとって害悪になることだってある。そういう前提で、今は生きている。それでも、そこそこ幸せだ。</w:t>
+      </w:r>
+    </w:p>
+    <w:p>
+      <w:pPr>
+        <w:spacing w:after="160" w:line="320" w:lineRule="auto"/>
+        <w:jc w:val="left"/>
+      </w:pPr>
+      <w:r>
+        <w:rPr>
+          <w:rFonts w:ascii="Yu Mincho" w:cs="Yu Mincho" w:eastAsia="Yu Mincho" w:hAnsi="Yu Mincho"/>
+          <w:sz w:val="21"/>
+          <w:szCs w:val="21"/>
+        </w:rPr>
         <w:t xml:space="preserve">だからといって、自分は苦しく生きたくはないし、ダサく生きたくもない。ここは、譲れないところだ。</w:t>
       </w:r>
     </w:p>
@@ -4906,6 +5562,161 @@
           <w:szCs w:val="21"/>
         </w:rPr>
         <w:t xml:space="preserve">見学に来てくれた人たちに、いつも最後にこう伝えている。今日の見学が、皆さんにとって「働く自分」を少しでも想像できる時間になれば嬉しい、と。</w:t>
+      </w:r>
+    </w:p>
+    <w:p>
+      <w:pPr>
+        <w:spacing w:after="120" w:before="240" w:line="320" w:lineRule="auto"/>
+      </w:pPr>
+      <w:r>
+        <w:rPr>
+          <w:rFonts w:ascii="Yu Mincho" w:cs="Yu Mincho" w:eastAsia="Yu Mincho" w:hAnsi="Yu Mincho"/>
+          <w:b/>
+          <w:bCs/>
+          <w:sz w:val="23"/>
+          <w:szCs w:val="23"/>
+        </w:rPr>
+        <w:t xml:space="preserve">――障害者を障害者として見ない、ということ</w:t>
+      </w:r>
+    </w:p>
+    <w:p>
+      <w:pPr>
+        <w:spacing w:after="160" w:line="320" w:lineRule="auto"/>
+        <w:jc w:val="left"/>
+      </w:pPr>
+      <w:r>
+        <w:rPr>
+          <w:rFonts w:ascii="Yu Mincho" w:cs="Yu Mincho" w:eastAsia="Yu Mincho" w:hAnsi="Yu Mincho"/>
+          <w:sz w:val="21"/>
+          <w:szCs w:val="21"/>
+        </w:rPr>
+        <w:t xml:space="preserve">もう一つ、自分の中にある考え方を書いておきたい。自分は、障害者を「障害者」として見ないようにしている。それは、差別をしないという話だけではない。障害があろうがなかろうが、大変な人はみんなそれぞれ大変なんだ、という前提がある。</w:t>
+      </w:r>
+    </w:p>
+    <w:p>
+      <w:pPr>
+        <w:spacing w:after="160" w:line="320" w:lineRule="auto"/>
+        <w:jc w:val="left"/>
+      </w:pPr>
+      <w:r>
+        <w:rPr>
+          <w:rFonts w:ascii="Yu Mincho" w:cs="Yu Mincho" w:eastAsia="Yu Mincho" w:hAnsi="Yu Mincho"/>
+          <w:sz w:val="21"/>
+          <w:szCs w:val="21"/>
+        </w:rPr>
+        <w:t xml:space="preserve">とても頭がいい人には、頭がいい人なりの苦労がある。いろんなことを求められたり、頼りにされたり、責任を負わされたりして、大変な人生を歩むことがある。平凡な人には、平凡な人なりの大変さがある。自分の能力はそこそこなんだと思って生きていくこと自体、それなりに大変なことだと思う。障害があろうがなかろうが、みんなそれぞれ大変さを抱えて生きている。その大変さは、一人ひとりの価値観によって違うし、比べられるようなものでもない。</w:t>
+      </w:r>
+    </w:p>
+    <w:p>
+      <w:pPr>
+        <w:spacing w:after="160" w:line="320" w:lineRule="auto"/>
+        <w:jc w:val="left"/>
+      </w:pPr>
+      <w:r>
+        <w:rPr>
+          <w:rFonts w:ascii="Yu Mincho" w:cs="Yu Mincho" w:eastAsia="Yu Mincho" w:hAnsi="Yu Mincho"/>
+          <w:sz w:val="21"/>
+          <w:szCs w:val="21"/>
+        </w:rPr>
+        <w:t xml:space="preserve">「障害がある方の立場に立って理解してあげる」という言葉があるし、その考え方自体はいいと思う。ただ、相手の立場に立ったからといって、その人のことを全部理解できるわけがない。「理解した」と思ってしまったら、それは大きな間違いだと思う。自分は、その人自身ではないのだから。暑い、寒い、辛い、まずい、眠い、疲れる。そういうストレスの度合いは、人によって全然違う。比べられるものではない。</w:t>
+      </w:r>
+    </w:p>
+    <w:p>
+      <w:pPr>
+        <w:spacing w:after="160" w:line="320" w:lineRule="auto"/>
+        <w:jc w:val="left"/>
+      </w:pPr>
+      <w:r>
+        <w:rPr>
+          <w:rFonts w:ascii="Yu Mincho" w:cs="Yu Mincho" w:eastAsia="Yu Mincho" w:hAnsi="Yu Mincho"/>
+          <w:sz w:val="21"/>
+          <w:szCs w:val="21"/>
+        </w:rPr>
+        <w:t xml:space="preserve">これは、自分の感覚的な思い込みだけの話でもないらしい。心理学者リチャード・ラザルスの「ストレスの認知的評価理論」では、同じ出来事に出会っても、それをストレスと感じるかどうかは、その出来事にどんな意味があるかという本人の受け止め方（一次評価）と、自分にそれへ対処できる力があるかという本人の判断（二次評価）によって決まるとされている。つまり、ストレスというもの自体が、最初から本人の主観的な評価を通してしか存在しない。だとすれば、他人のストレスを外から正確に測ることなんて、本来できないんだと思う。</w:t>
+      </w:r>
+    </w:p>
+    <w:p>
+      <w:pPr>
+        <w:spacing w:after="160" w:line="320" w:lineRule="auto"/>
+        <w:jc w:val="left"/>
+      </w:pPr>
+      <w:r>
+        <w:rPr>
+          <w:rFonts w:ascii="Yu Mincho" w:cs="Yu Mincho" w:eastAsia="Yu Mincho" w:hAnsi="Yu Mincho"/>
+          <w:sz w:val="21"/>
+          <w:szCs w:val="21"/>
+        </w:rPr>
+        <w:t xml:space="preserve">だから、「障害があるから大変」「障害がないから大変じゃない」とは思わない。障害があろうがなかろうが、自分でやるべきことはやって、甘えていいところは甘えて、それぞれが自分なりに頑張って生きていくしかないんだと思う。自分の中には、「庇護する対象」という発想はあまりない。助けるのは、相手が誰であろうが助けるし、困っていたら助ける。もっとできると思えば、もっとやってもらう。それは、障害者だろうが健常者だろうが関係ないと感じている。</w:t>
+      </w:r>
+    </w:p>
+    <w:p>
+      <w:pPr>
+        <w:spacing w:after="160" w:line="320" w:lineRule="auto"/>
+        <w:jc w:val="left"/>
+      </w:pPr>
+      <w:r>
+        <w:rPr>
+          <w:rFonts w:ascii="Yu Mincho" w:cs="Yu Mincho" w:eastAsia="Yu Mincho" w:hAnsi="Yu Mincho"/>
+          <w:sz w:val="21"/>
+          <w:szCs w:val="21"/>
+        </w:rPr>
+        <w:t xml:space="preserve">昔、祖母がいた。とても気が強くて、自分とはよくケンカをするような人だった。好きな部分もあったし、嫌いな部分もあった。年を重ねて病気がちになり、寝たきりになろうとする直前の時期があった。自分は、祖母の気の強さを尊重して、死ぬ直前までやれることは自分でやらせよう、甘えさせないでおこうと思った。できることは自分でさせたかったし、家族の反対はあったが、「やりたいならやればいいし、やれないならやれない」というスタンスで接した。それでも、できるなら、できるだけ頑張ってやってほしいとは伝えていた。</w:t>
+      </w:r>
+    </w:p>
+    <w:p>
+      <w:pPr>
+        <w:spacing w:after="160" w:line="320" w:lineRule="auto"/>
+        <w:jc w:val="left"/>
+      </w:pPr>
+      <w:r>
+        <w:rPr>
+          <w:rFonts w:ascii="Yu Mincho" w:cs="Yu Mincho" w:eastAsia="Yu Mincho" w:hAnsi="Yu Mincho"/>
+          <w:sz w:val="21"/>
+          <w:szCs w:val="21"/>
+        </w:rPr>
+        <w:t xml:space="preserve">最期が近づいた頃、自分は祖母を病院から自宅に連れて帰った。延命治療や、慰労のためだけのケアは、自分はあまり好きではない。これは欧米的、というより北米的な考え方に近いのかもしれないと、自分でも思う。どちらの考え方が正しいという話ではなく、自分はそうだった、というだけの話だ。</w:t>
+      </w:r>
+    </w:p>
+    <w:p>
+      <w:pPr>
+        <w:spacing w:after="160" w:line="320" w:lineRule="auto"/>
+        <w:jc w:val="left"/>
+      </w:pPr>
+      <w:r>
+        <w:rPr>
+          <w:rFonts w:ascii="Yu Mincho" w:cs="Yu Mincho" w:eastAsia="Yu Mincho" w:hAnsi="Yu Mincho"/>
+          <w:sz w:val="21"/>
+          <w:szCs w:val="21"/>
+        </w:rPr>
+        <w:t xml:space="preserve">祖母以外の家族は、その死に直面しながら生活するのは耐えられなかっただろうと思う。それでも自分は、「祖母が祖母のまま生きること」を望んだ。そのために、「祖母が早く死んでしまうこと」も受け入れた。自我を保ったまま、自分らしく、自宅で死ぬこと。それが、祖母にとっての幸せだったんだろうと思う。自分も、同じ状況になったら、同じ選択をすると思う。自分は、そういう人間なんだろうと思う。</w:t>
+      </w:r>
+    </w:p>
+    <w:p>
+      <w:pPr>
+        <w:spacing w:after="160" w:line="320" w:lineRule="auto"/>
+        <w:jc w:val="left"/>
+      </w:pPr>
+      <w:r>
+        <w:rPr>
+          <w:rFonts w:ascii="Yu Mincho" w:cs="Yu Mincho" w:eastAsia="Yu Mincho" w:hAnsi="Yu Mincho"/>
+          <w:sz w:val="21"/>
+          <w:szCs w:val="21"/>
+        </w:rPr>
+        <w:t xml:space="preserve">こういう考えは、職場でも、利用者さんに対しても、上司や他の職員に対しても、根っこは同じなんだと思う。</w:t>
+      </w:r>
+    </w:p>
+    <w:p>
+      <w:pPr>
+        <w:spacing w:after="160" w:line="320" w:lineRule="auto"/>
+        <w:jc w:val="left"/>
+      </w:pPr>
+      <w:r>
+        <w:rPr>
+          <w:rFonts w:ascii="Yu Mincho" w:cs="Yu Mincho" w:eastAsia="Yu Mincho" w:hAnsi="Yu Mincho"/>
+          <w:sz w:val="21"/>
+          <w:szCs w:val="21"/>
+        </w:rPr>
+        <w:t xml:space="preserve">「自己責任」という言葉は、良くも悪くも使われる。つらい目にあっている人が、全部自己責任だとは思わない。努力が足りなかったからそうなった、というわけではない人がいることも分かっている。それでも、「自己責任なんて全くない」とも思いたくない。この世の中には、弱肉強食の部分がある。結局は、自分で何とかうまく生きていくしかないんだと思う。それは嫌なことだけれど、全員を助けること、全員が幸せになることは、たぶん誰にもできない。</w:t>
       </w:r>
     </w:p>
     <w:p>

--- a/notes/exports/book-draft.docx
+++ b/notes/exports/book-draft.docx
@@ -6643,20 +6643,6 @@
       </w:r>
     </w:p>
     <w:p>
-      <w:pPr>
-        <w:spacing w:after="160" w:line="320" w:lineRule="auto"/>
-        <w:jc w:val="left"/>
-      </w:pPr>
-      <w:r>
-        <w:rPr>
-          <w:rFonts w:ascii="Yu Mincho" w:cs="Yu Mincho" w:eastAsia="Yu Mincho" w:hAnsi="Yu Mincho"/>
-          <w:sz w:val="21"/>
-          <w:szCs w:val="21"/>
-        </w:rPr>
-        <w:t xml:space="preserve">言い換えるなら、こうだ。「自分は合理的な人間だ」と思っていても、人間は合理的には動かない。感情で動くことが多い。自分自身も含めて、人は感情で動くということを理解した上で、合理的に物事を進めることこそが、本当の意味で合理的だ。人間は合理的に物事を進めない、という前提を理解することこそが合理的――というパラドックスに、この本全体は貫かれていると思う。</w:t>
-      </w:r>
-    </w:p>
-    <w:p>
       <w:r>
         <w:br w:type="page"/>
       </w:r>

--- a/notes/exports/book-draft.docx
+++ b/notes/exports/book-draft.docx
@@ -6643,613 +6643,18 @@
       </w:r>
     </w:p>
     <w:p>
-      <w:r>
-        <w:br w:type="page"/>
-      </w:r>
-    </w:p>
-    <w:p>
-      <w:pPr>
-        <w:pStyle w:val="Heading2"/>
-        <w:pBdr>
-          <w:bottom w:val="single" w:color="888888" w:sz="4" w:space="8"/>
-        </w:pBdr>
-        <w:spacing w:after="400" w:before="800"/>
-      </w:pPr>
-      <w:r>
-        <w:rPr>
-          <w:rFonts w:ascii="Yu Mincho" w:cs="Yu Mincho" w:eastAsia="Yu Mincho" w:hAnsi="Yu Mincho"/>
-          <w:b/>
-          <w:bCs/>
-          <w:color w:val="000000"/>
-          <w:sz w:val="27"/>
-          <w:szCs w:val="27"/>
-        </w:rPr>
-        <w:t xml:space="preserve">巻末資料　心理的虐待とネグレクトの具体例（対比表）</w:t>
-      </w:r>
-    </w:p>
-    <w:p>
-      <w:pPr>
-        <w:spacing w:after="160" w:line="320" w:lineRule="auto"/>
-        <w:jc w:val="left"/>
-      </w:pPr>
-      <w:r>
-        <w:rPr>
-          <w:rFonts w:ascii="Yu Mincho" w:cs="Yu Mincho" w:eastAsia="Yu Mincho" w:hAnsi="Yu Mincho"/>
-          <w:sz w:val="21"/>
-          <w:szCs w:val="21"/>
-        </w:rPr>
-        <w:t xml:space="preserve">介護・福祉の現場で、対応が「厳しすぎる（心理的虐待に近づく）」場合と「甘すぎる・放置（ネグレクトに近づく）」場合の、それぞれの極端な具体例。</w:t>
-      </w:r>
-    </w:p>
-    <w:tbl>
-      <w:tblPr>
-        <w:tblW w:type="dxa" w:w="6123"/>
-        <w:tblBorders>
-          <w:top w:val="single" w:color="auto" w:sz="4"/>
-          <w:left w:val="single" w:color="auto" w:sz="4"/>
-          <w:bottom w:val="single" w:color="auto" w:sz="4"/>
-          <w:right w:val="single" w:color="auto" w:sz="4"/>
-          <w:insideH w:val="single" w:color="auto" w:sz="4"/>
-          <w:insideV w:val="single" w:color="auto" w:sz="4"/>
-        </w:tblBorders>
-      </w:tblPr>
-      <w:tblGrid>
-        <w:gridCol w:w="3061"/>
-        <w:gridCol w:w="3061"/>
-      </w:tblGrid>
-      <w:tr>
-        <w:tc>
-          <w:tcPr>
-            <w:tcW w:type="dxa" w:w="3061"/>
-            <w:shd w:fill="E8E8E8" w:val="clear"/>
-          </w:tcPr>
-          <w:p>
-            <w:pPr>
-              <w:spacing w:line="280" w:lineRule="auto"/>
-            </w:pPr>
-            <w:r>
-              <w:rPr>
-                <w:rFonts w:ascii="Yu Mincho" w:cs="Yu Mincho" w:eastAsia="Yu Mincho" w:hAnsi="Yu Mincho"/>
-                <w:b/>
-                <w:bCs/>
-                <w:sz w:val="19"/>
-                <w:szCs w:val="19"/>
-              </w:rPr>
-              <w:t xml:space="preserve">心理的虐待（積極的な言動）</w:t>
-            </w:r>
-          </w:p>
-        </w:tc>
-        <w:tc>
-          <w:tcPr>
-            <w:tcW w:type="dxa" w:w="3061"/>
-            <w:shd w:fill="E8E8E8" w:val="clear"/>
-          </w:tcPr>
-          <w:p>
-            <w:pPr>
-              <w:spacing w:line="280" w:lineRule="auto"/>
-            </w:pPr>
-            <w:r>
-              <w:rPr>
-                <w:rFonts w:ascii="Yu Mincho" w:cs="Yu Mincho" w:eastAsia="Yu Mincho" w:hAnsi="Yu Mincho"/>
-                <w:b/>
-                <w:bCs/>
-                <w:sz w:val="19"/>
-                <w:szCs w:val="19"/>
-              </w:rPr>
-              <w:t xml:space="preserve">ネグレクト（必要な対応の放置）</w:t>
-            </w:r>
-          </w:p>
-        </w:tc>
-      </w:tr>
-      <w:tr>
-        <w:tc>
-          <w:tcPr>
-            <w:tcW w:type="dxa" w:w="3061"/>
-          </w:tcPr>
-          <w:p>
-            <w:pPr>
-              <w:spacing w:line="280" w:lineRule="auto"/>
-            </w:pPr>
-            <w:r>
-              <w:rPr>
-                <w:rFonts w:ascii="Yu Mincho" w:cs="Yu Mincho" w:eastAsia="Yu Mincho" w:hAnsi="Yu Mincho"/>
-                <w:b w:val="false"/>
-                <w:bCs w:val="false"/>
-                <w:sz w:val="19"/>
-                <w:szCs w:val="19"/>
-              </w:rPr>
-              <w:t xml:space="preserve">言葉による攻撃：暴言や人格否定</w:t>
-            </w:r>
-          </w:p>
-        </w:tc>
-        <w:tc>
-          <w:tcPr>
-            <w:tcW w:type="dxa" w:w="3061"/>
-          </w:tcPr>
-          <w:p>
-            <w:pPr>
-              <w:spacing w:line="280" w:lineRule="auto"/>
-            </w:pPr>
-            <w:r>
-              <w:rPr>
-                <w:rFonts w:ascii="Yu Mincho" w:cs="Yu Mincho" w:eastAsia="Yu Mincho" w:hAnsi="Yu Mincho"/>
-                <w:b w:val="false"/>
-                <w:bCs w:val="false"/>
-                <w:sz w:val="19"/>
-                <w:szCs w:val="19"/>
-              </w:rPr>
-              <w:t xml:space="preserve">食事の放置：介助不足、水分補給を怠る</w:t>
-            </w:r>
-          </w:p>
-        </w:tc>
-      </w:tr>
-      <w:tr>
-        <w:tc>
-          <w:tcPr>
-            <w:tcW w:type="dxa" w:w="3061"/>
-          </w:tcPr>
-          <w:p>
-            <w:pPr>
-              <w:spacing w:line="280" w:lineRule="auto"/>
-            </w:pPr>
-            <w:r>
-              <w:rPr>
-                <w:rFonts w:ascii="Yu Mincho" w:cs="Yu Mincho" w:eastAsia="Yu Mincho" w:hAnsi="Yu Mincho"/>
-                <w:b w:val="false"/>
-                <w:bCs w:val="false"/>
-                <w:sz w:val="19"/>
-                <w:szCs w:val="19"/>
-              </w:rPr>
-              <w:t xml:space="preserve">拒絶や無視：返事をしない、存在を無視する</w:t>
-            </w:r>
-          </w:p>
-        </w:tc>
-        <w:tc>
-          <w:tcPr>
-            <w:tcW w:type="dxa" w:w="3061"/>
-          </w:tcPr>
-          <w:p>
-            <w:pPr>
-              <w:spacing w:line="280" w:lineRule="auto"/>
-            </w:pPr>
-            <w:r>
-              <w:rPr>
-                <w:rFonts w:ascii="Yu Mincho" w:cs="Yu Mincho" w:eastAsia="Yu Mincho" w:hAnsi="Yu Mincho"/>
-                <w:b w:val="false"/>
-                <w:bCs w:val="false"/>
-                <w:sz w:val="19"/>
-                <w:szCs w:val="19"/>
-              </w:rPr>
-              <w:t xml:space="preserve">衛生の放置：入浴・着替え・排せつ介助の頻度不足</w:t>
-            </w:r>
-          </w:p>
-        </w:tc>
-      </w:tr>
-      <w:tr>
-        <w:tc>
-          <w:tcPr>
-            <w:tcW w:type="dxa" w:w="3061"/>
-          </w:tcPr>
-          <w:p>
-            <w:pPr>
-              <w:spacing w:line="280" w:lineRule="auto"/>
-            </w:pPr>
-            <w:r>
-              <w:rPr>
-                <w:rFonts w:ascii="Yu Mincho" w:cs="Yu Mincho" w:eastAsia="Yu Mincho" w:hAnsi="Yu Mincho"/>
-                <w:b w:val="false"/>
-                <w:bCs w:val="false"/>
-                <w:sz w:val="19"/>
-                <w:szCs w:val="19"/>
-              </w:rPr>
-              <w:t xml:space="preserve">脅しや威圧：怒鳴る、怖がらせる態度</w:t>
-            </w:r>
-          </w:p>
-        </w:tc>
-        <w:tc>
-          <w:tcPr>
-            <w:tcW w:type="dxa" w:w="3061"/>
-          </w:tcPr>
-          <w:p>
-            <w:pPr>
-              <w:spacing w:line="280" w:lineRule="auto"/>
-            </w:pPr>
-            <w:r>
-              <w:rPr>
-                <w:rFonts w:ascii="Yu Mincho" w:cs="Yu Mincho" w:eastAsia="Yu Mincho" w:hAnsi="Yu Mincho"/>
-                <w:b w:val="false"/>
-                <w:bCs w:val="false"/>
-                <w:sz w:val="19"/>
-                <w:szCs w:val="19"/>
-              </w:rPr>
-              <w:t xml:space="preserve">医療的ケアの放置：体調不良の聞き流し、受診・服薬管理の怠慢</w:t>
-            </w:r>
-          </w:p>
-        </w:tc>
-      </w:tr>
-      <w:tr>
-        <w:tc>
-          <w:tcPr>
-            <w:tcW w:type="dxa" w:w="3061"/>
-          </w:tcPr>
-          <w:p>
-            <w:pPr>
-              <w:spacing w:line="280" w:lineRule="auto"/>
-            </w:pPr>
-            <w:r>
-              <w:rPr>
-                <w:rFonts w:ascii="Yu Mincho" w:cs="Yu Mincho" w:eastAsia="Yu Mincho" w:hAnsi="Yu Mincho"/>
-                <w:b w:val="false"/>
-                <w:bCs w:val="false"/>
-                <w:sz w:val="19"/>
-                <w:szCs w:val="19"/>
-              </w:rPr>
-              <w:t xml:space="preserve">利用者間差別：特定の利用者を著しく厳しく扱う</w:t>
-            </w:r>
-          </w:p>
-        </w:tc>
-        <w:tc>
-          <w:tcPr>
-            <w:tcW w:type="dxa" w:w="3061"/>
-          </w:tcPr>
-          <w:p>
-            <w:pPr>
-              <w:spacing w:line="280" w:lineRule="auto"/>
-            </w:pPr>
-            <w:r>
-              <w:rPr>
-                <w:rFonts w:ascii="Yu Mincho" w:cs="Yu Mincho" w:eastAsia="Yu Mincho" w:hAnsi="Yu Mincho"/>
-                <w:b w:val="false"/>
-                <w:bCs w:val="false"/>
-                <w:sz w:val="19"/>
-                <w:szCs w:val="19"/>
-              </w:rPr>
-              <w:t xml:space="preserve">見守りの放棄：転倒・危険行動リスクがある利用者から目を離す</w:t>
-            </w:r>
-          </w:p>
-        </w:tc>
-      </w:tr>
-      <w:tr>
-        <w:tc>
-          <w:tcPr>
-            <w:tcW w:type="dxa" w:w="3061"/>
-          </w:tcPr>
-          <w:p>
-            <w:pPr>
-              <w:spacing w:line="280" w:lineRule="auto"/>
-            </w:pPr>
-            <w:r>
-              <w:rPr>
-                <w:rFonts w:ascii="Yu Mincho" w:cs="Yu Mincho" w:eastAsia="Yu Mincho" w:hAnsi="Yu Mincho"/>
-                <w:b w:val="false"/>
-                <w:bCs w:val="false"/>
-                <w:sz w:val="19"/>
-                <w:szCs w:val="19"/>
-              </w:rPr>
-              <w:t xml:space="preserve">他利用者の前での威圧：見せしめ的な叱責</w:t>
-            </w:r>
-          </w:p>
-        </w:tc>
-        <w:tc>
-          <w:tcPr>
-            <w:tcW w:type="dxa" w:w="3061"/>
-          </w:tcPr>
-          <w:p>
-            <w:pPr>
-              <w:spacing w:line="280" w:lineRule="auto"/>
-            </w:pPr>
-            <w:r>
-              <w:rPr>
-                <w:rFonts w:ascii="Yu Mincho" w:cs="Yu Mincho" w:eastAsia="Yu Mincho" w:hAnsi="Yu Mincho"/>
-                <w:b w:val="false"/>
-                <w:bCs w:val="false"/>
-                <w:sz w:val="19"/>
-                <w:szCs w:val="19"/>
-              </w:rPr>
-              <w:t xml:space="preserve">転倒リスクの放置：リスクを把握しながら環境整備・介助をしない</w:t>
-            </w:r>
-          </w:p>
-        </w:tc>
-      </w:tr>
-      <w:tr>
-        <w:tc>
-          <w:tcPr>
-            <w:tcW w:type="dxa" w:w="3061"/>
-          </w:tcPr>
-          <w:p>
-            <w:pPr>
-              <w:spacing w:line="280" w:lineRule="auto"/>
-            </w:pPr>
-            <w:r>
-              <w:rPr>
-                <w:rFonts w:ascii="Yu Mincho" w:cs="Yu Mincho" w:eastAsia="Yu Mincho" w:hAnsi="Yu Mincho"/>
-                <w:b w:val="false"/>
-                <w:bCs w:val="false"/>
-                <w:sz w:val="19"/>
-                <w:szCs w:val="19"/>
-              </w:rPr>
-              <w:t xml:space="preserve">侮辱的な呼び方・扱い：幼児言葉、渾名や番号で呼ぶなど尊厳を傷つける対応</w:t>
-            </w:r>
-          </w:p>
-        </w:tc>
-        <w:tc>
-          <w:tcPr>
-            <w:tcW w:type="dxa" w:w="3061"/>
-          </w:tcPr>
-          <w:p>
-            <w:pPr>
-              <w:spacing w:line="280" w:lineRule="auto"/>
-            </w:pPr>
-            <w:r>
-              <w:rPr>
-                <w:rFonts w:ascii="Yu Mincho" w:cs="Yu Mincho" w:eastAsia="Yu Mincho" w:hAnsi="Yu Mincho"/>
-                <w:b w:val="false"/>
-                <w:bCs w:val="false"/>
-                <w:sz w:val="19"/>
-                <w:szCs w:val="19"/>
-              </w:rPr>
-              <w:t xml:space="preserve">送迎・帰宅時の情報伝達不足：リスクを家族・在宅側に引き継がない</w:t>
-            </w:r>
-          </w:p>
-        </w:tc>
-      </w:tr>
-      <w:tr>
-        <w:tc>
-          <w:tcPr>
-            <w:tcW w:type="dxa" w:w="3061"/>
-          </w:tcPr>
-          <w:p>
-            <w:pPr>
-              <w:spacing w:line="280" w:lineRule="auto"/>
-            </w:pPr>
-            <w:r>
-              <w:rPr>
-                <w:rFonts w:ascii="Yu Mincho" w:cs="Yu Mincho" w:eastAsia="Yu Mincho" w:hAnsi="Yu Mincho"/>
-                <w:b w:val="false"/>
-                <w:bCs w:val="false"/>
-                <w:sz w:val="19"/>
-                <w:szCs w:val="19"/>
-              </w:rPr>
-              <w:t xml:space="preserve">意思決定の無視：本人の意向を確認せず職員都合で予定を決めつける</w:t>
-            </w:r>
-          </w:p>
-        </w:tc>
-        <w:tc>
-          <w:tcPr>
-            <w:tcW w:type="dxa" w:w="3061"/>
-          </w:tcPr>
-          <w:p>
-            <w:pPr>
-              <w:spacing w:line="280" w:lineRule="auto"/>
-            </w:pPr>
-            <w:r>
-              <w:rPr>
-                <w:rFonts w:ascii="Yu Mincho" w:cs="Yu Mincho" w:eastAsia="Yu Mincho" w:hAnsi="Yu Mincho"/>
-                <w:b w:val="false"/>
-                <w:bCs w:val="false"/>
-                <w:sz w:val="19"/>
-                <w:szCs w:val="19"/>
-              </w:rPr>
-              <w:t xml:space="preserve">居室環境の放置：室温管理・危険物放置など安全配慮の欠如</w:t>
-            </w:r>
-          </w:p>
-        </w:tc>
-      </w:tr>
-      <w:tr>
-        <w:tc>
-          <w:tcPr>
-            <w:tcW w:type="dxa" w:w="3061"/>
-          </w:tcPr>
-          <w:p>
-            <w:pPr>
-              <w:spacing w:line="280" w:lineRule="auto"/>
-            </w:pPr>
-            <w:r>
-              <w:rPr>
-                <w:rFonts w:ascii="Yu Mincho" w:cs="Yu Mincho" w:eastAsia="Yu Mincho" w:hAnsi="Yu Mincho"/>
-                <w:b w:val="false"/>
-                <w:bCs w:val="false"/>
-                <w:sz w:val="19"/>
-                <w:szCs w:val="19"/>
-              </w:rPr>
-              <w:t xml:space="preserve">交流の制限：理由なく家族面会や他利用者との交流を制限し孤立させる</w:t>
-            </w:r>
-          </w:p>
-        </w:tc>
-        <w:tc>
-          <w:tcPr>
-            <w:tcW w:type="dxa" w:w="3061"/>
-          </w:tcPr>
-          <w:p>
-            <w:pPr>
-              <w:spacing w:line="280" w:lineRule="auto"/>
-            </w:pPr>
-            <w:r>
-              <w:rPr>
-                <w:rFonts w:ascii="Yu Mincho" w:cs="Yu Mincho" w:eastAsia="Yu Mincho" w:hAnsi="Yu Mincho"/>
-                <w:b w:val="false"/>
-                <w:bCs w:val="false"/>
-                <w:sz w:val="19"/>
-                <w:szCs w:val="19"/>
-              </w:rPr>
-              <w:t xml:space="preserve">他職員への丸投げ：担当業務の放棄</w:t>
-            </w:r>
-          </w:p>
-        </w:tc>
-      </w:tr>
-      <w:tr>
-        <w:tc>
-          <w:tcPr>
-            <w:tcW w:type="dxa" w:w="3061"/>
-          </w:tcPr>
-          <w:p>
-            <w:pPr>
-              <w:spacing w:line="280" w:lineRule="auto"/>
-            </w:pPr>
-            <w:r>
-              <w:rPr>
-                <w:rFonts w:ascii="Yu Mincho" w:cs="Yu Mincho" w:eastAsia="Yu Mincho" w:hAnsi="Yu Mincho"/>
-                <w:b w:val="false"/>
-                <w:bCs w:val="false"/>
-                <w:sz w:val="19"/>
-                <w:szCs w:val="19"/>
-              </w:rPr>
-              <w:t xml:space="preserve">執拗な叱責・嘲笑：失敗を繰り返し責める、人前で笑いものにする</w:t>
-            </w:r>
-          </w:p>
-        </w:tc>
-        <w:tc>
-          <w:tcPr>
-            <w:tcW w:type="dxa" w:w="3061"/>
-          </w:tcPr>
-          <w:p>
-            <w:pPr>
-              <w:spacing w:line="280" w:lineRule="auto"/>
-            </w:pPr>
-            <w:r>
-              <w:rPr>
-                <w:rFonts w:ascii="Yu Mincho" w:cs="Yu Mincho" w:eastAsia="Yu Mincho" w:hAnsi="Yu Mincho"/>
-                <w:b w:val="false"/>
-                <w:bCs w:val="false"/>
-                <w:sz w:val="19"/>
-                <w:szCs w:val="19"/>
-              </w:rPr>
-              <w:t xml:space="preserve">利用者間トラブルの放置：相性の悪い利用者を配慮なく同じ空間に置く</w:t>
-            </w:r>
-          </w:p>
-        </w:tc>
-      </w:tr>
-      <w:tr>
-        <w:tc>
-          <w:tcPr>
-            <w:tcW w:type="dxa" w:w="3061"/>
-          </w:tcPr>
-          <w:p>
-            <w:pPr>
-              <w:spacing w:line="280" w:lineRule="auto"/>
-            </w:pPr>
-            <w:r>
-              <w:rPr>
-                <w:rFonts w:ascii="Yu Mincho" w:cs="Yu Mincho" w:eastAsia="Yu Mincho" w:hAnsi="Yu Mincho"/>
-                <w:b w:val="false"/>
-                <w:bCs w:val="false"/>
-                <w:sz w:val="19"/>
-                <w:szCs w:val="19"/>
-              </w:rPr>
-              <w:t xml:space="preserve">存在の無視：本人がいる場で職員同士だけで会話し蚊帳の外に置く</w:t>
-            </w:r>
-          </w:p>
-        </w:tc>
-        <w:tc>
-          <w:tcPr>
-            <w:tcW w:type="dxa" w:w="3061"/>
-          </w:tcPr>
-          <w:p>
-            <w:pPr>
-              <w:spacing w:line="280" w:lineRule="auto"/>
-            </w:pPr>
-            <w:r>
-              <w:rPr>
-                <w:rFonts w:ascii="Yu Mincho" w:cs="Yu Mincho" w:eastAsia="Yu Mincho" w:hAnsi="Yu Mincho"/>
-                <w:b w:val="false"/>
-                <w:bCs w:val="false"/>
-                <w:sz w:val="19"/>
-                <w:szCs w:val="19"/>
-              </w:rPr>
-              <w:t xml:space="preserve">トラブルの予兆の見逃し：険悪な様子を把握しながら見守らない</w:t>
-            </w:r>
-          </w:p>
-        </w:tc>
-      </w:tr>
-      <w:tr>
-        <w:tc>
-          <w:tcPr>
-            <w:tcW w:type="dxa" w:w="3061"/>
-          </w:tcPr>
-          <w:p>
-            <w:pPr>
-              <w:spacing w:line="280" w:lineRule="auto"/>
-            </w:pPr>
-            <w:r>
-              <w:rPr>
-                <w:rFonts w:ascii="Yu Mincho" w:cs="Yu Mincho" w:eastAsia="Yu Mincho" w:hAnsi="Yu Mincho"/>
-                <w:b w:val="false"/>
-                <w:bCs w:val="false"/>
-                <w:sz w:val="19"/>
-                <w:szCs w:val="19"/>
-              </w:rPr>
-              <w:t xml:space="preserve">脅すような言葉かけ：「言うことを聞かないと施設を出てもらう」等</w:t>
-            </w:r>
-          </w:p>
-        </w:tc>
-        <w:tc>
-          <w:tcPr>
-            <w:tcW w:type="dxa" w:w="3061"/>
-          </w:tcPr>
-          <w:p>
-            <w:pPr>
-              <w:spacing w:line="280" w:lineRule="auto"/>
-            </w:pPr>
-            <w:r>
-              <w:rPr>
-                <w:rFonts w:ascii="Yu Mincho" w:cs="Yu Mincho" w:eastAsia="Yu Mincho" w:hAnsi="Yu Mincho"/>
-                <w:b w:val="false"/>
-                <w:bCs w:val="false"/>
-                <w:sz w:val="19"/>
-                <w:szCs w:val="19"/>
-              </w:rPr>
-              <w:t xml:space="preserve">制止の遅れ・不在：言い争いに気づきながら介入が遅れる</w:t>
-            </w:r>
-          </w:p>
-        </w:tc>
-      </w:tr>
-      <w:tr>
-        <w:tc>
-          <w:tcPr>
-            <w:tcW w:type="dxa" w:w="3061"/>
-          </w:tcPr>
-          <w:p>
-            <w:pPr>
-              <w:spacing w:line="280" w:lineRule="auto"/>
-            </w:pPr>
-            <w:r>
-              <w:rPr>
-                <w:rFonts w:ascii="Yu Mincho" w:cs="Yu Mincho" w:eastAsia="Yu Mincho" w:hAnsi="Yu Mincho"/>
-                <w:b w:val="false"/>
-                <w:bCs w:val="false"/>
-                <w:sz w:val="19"/>
-                <w:szCs w:val="19"/>
-              </w:rPr>
-              <w:t xml:space="preserve">せかす・急かせる圧迫：威圧的に急かし精神的に追い詰める</w:t>
-            </w:r>
-          </w:p>
-        </w:tc>
-        <w:tc>
-          <w:tcPr>
-            <w:tcW w:type="dxa" w:w="3061"/>
-          </w:tcPr>
-          <w:p>
-            <w:pPr>
-              <w:spacing w:line="280" w:lineRule="auto"/>
-            </w:pPr>
-            <w:r>
-              <w:rPr>
-                <w:rFonts w:ascii="Yu Mincho" w:cs="Yu Mincho" w:eastAsia="Yu Mincho" w:hAnsi="Yu Mincho"/>
-                <w:b w:val="false"/>
-                <w:bCs w:val="false"/>
-                <w:sz w:val="19"/>
-                <w:szCs w:val="19"/>
-              </w:rPr>
-              <w:t xml:space="preserve">再発防止の未実施：トラブル後の見直しをせず放置する</w:t>
-            </w:r>
-          </w:p>
-        </w:tc>
-      </w:tr>
-    </w:tbl>
-    <w:p>
-      <w:pPr>
-        <w:spacing w:after="200"/>
-      </w:pPr>
+      <w:pPr>
+        <w:spacing w:after="160" w:line="320" w:lineRule="auto"/>
+        <w:jc w:val="left"/>
+      </w:pPr>
+      <w:r>
+        <w:rPr>
+          <w:rFonts w:ascii="Yu Mincho" w:cs="Yu Mincho" w:eastAsia="Yu Mincho" w:hAnsi="Yu Mincho"/>
+          <w:sz w:val="21"/>
+          <w:szCs w:val="21"/>
+        </w:rPr>
+        <w:t xml:space="preserve">言い換えるなら、こうだ。「自分は合理的な人間だ」と思っていても、人間は合理的には動かない。感情で動くことが多い。自分自身も含めて、人は感情で動くということを理解した上で、合理的に物事を進めることこそが、本当の意味で合理的だ。人間は合理的に物事を進めない、という前提を理解することこそが合理的――というパラドックスに、この本全体は貫かれていると思う。</w:t>
+      </w:r>
     </w:p>
     <w:sectPr>
       <w:footerReference w:type="default" r:id="rId7"/>

--- a/notes/exports/book-draft.docx
+++ b/notes/exports/book-draft.docx
@@ -16,7 +16,7 @@
           <w:sz w:val="44"/>
           <w:szCs w:val="44"/>
         </w:rPr>
-        <w:t xml:space="preserve">（仮タイトル）気配らない気配り</w:t>
+        <w:t xml:space="preserve">気配らない気配り</w:t>
       </w:r>
     </w:p>
     <w:p>

--- a/notes/exports/book-draft.docx
+++ b/notes/exports/book-draft.docx
@@ -2731,27 +2731,73 @@
     </w:p>
     <w:p>
       <w:pPr>
-        <w:pBdr>
-          <w:left w:val="single" w:color="999999" w:sz="6" w:space="8"/>
-        </w:pBdr>
-        <w:spacing w:after="60" w:line="300" w:lineRule="auto"/>
-        <w:ind w:left="480"/>
-      </w:pPr>
-      <w:r>
-        <w:rPr>
-          <w:rFonts w:ascii="Yu Mincho" w:cs="Yu Mincho" w:eastAsia="Yu Mincho" w:hAnsi="Yu Mincho"/>
-          <w:i/>
-          <w:iCs/>
-          <w:sz w:val="19"/>
-          <w:szCs w:val="19"/>
-        </w:rPr>
-        <w:t xml:space="preserve">【メモ・後で正式化】「会議では（人の意見を）否定しない」をルールにできないか、まだ自問中。特に、若い支援員が発言しづらく、ベテランばかりが発言するような会議を想定。遠慮していたら、そもそも何も始まらない（意見が出ない）。</w:t>
-      </w:r>
-    </w:p>
-    <w:p>
-      <w:pPr>
-        <w:spacing w:after="80"/>
-      </w:pPr>
+        <w:spacing w:after="160" w:line="320" w:lineRule="auto"/>
+        <w:jc w:val="left"/>
+      </w:pPr>
+      <w:r>
+        <w:rPr>
+          <w:rFonts w:ascii="Yu Mincho" w:cs="Yu Mincho" w:eastAsia="Yu Mincho" w:hAnsi="Yu Mincho"/>
+          <w:sz w:val="21"/>
+          <w:szCs w:val="21"/>
+        </w:rPr>
+        <w:t xml:space="preserve">「会議では人の意見を否定しない」というルールは、ある程度の発言力や信頼が自分に備わってからは、大事にした方がいいと思っている。ただ、自分がまだ少数意見を持つ「チャレンジャー」の立場で、発言権も弱く、今の状況から物事を変えていこうとする時には、話は別だと思う。</w:t>
+      </w:r>
+    </w:p>
+    <w:p>
+      <w:pPr>
+        <w:spacing w:after="160" w:line="320" w:lineRule="auto"/>
+        <w:jc w:val="left"/>
+      </w:pPr>
+      <w:r>
+        <w:rPr>
+          <w:rFonts w:ascii="Yu Mincho" w:cs="Yu Mincho" w:eastAsia="Yu Mincho" w:hAnsi="Yu Mincho"/>
+          <w:sz w:val="21"/>
+          <w:szCs w:val="21"/>
+        </w:rPr>
+        <w:t xml:space="preserve">否定というのは、使い方次第で武器になる。時と場合によっては、あえて使うべきだと思うし、使わなければ物事は前に進まない。分断を恐れてばかりいたら、何も動かせない。意見の対立は、避けようがないものだと思っている。</w:t>
+      </w:r>
+    </w:p>
+    <w:p>
+      <w:pPr>
+        <w:spacing w:after="160" w:line="320" w:lineRule="auto"/>
+        <w:jc w:val="left"/>
+      </w:pPr>
+      <w:r>
+        <w:rPr>
+          <w:rFonts w:ascii="Yu Mincho" w:cs="Yu Mincho" w:eastAsia="Yu Mincho" w:hAnsi="Yu Mincho"/>
+          <w:sz w:val="21"/>
+          <w:szCs w:val="21"/>
+        </w:rPr>
+        <w:t xml:space="preserve">だからこそ、今の自分がやっていることがある。意見をぶつけて対立した後、その相手だった職員と、あらためてコミュニケーションを取るようにしている。対立から生まれる負の感情そのものは、仕方がないものだと思う。ただ、それを放置しないために、業務の話も、業務以外の何気ない話も、あえてするようにしている。それを繰り返していけば、あの時の否定や対立は、だんだん大したことじゃなくなっていく。個人的に深い人間関係がある相手だと、これがやりづらい時もあるとは思う。</w:t>
+      </w:r>
+    </w:p>
+    <w:p>
+      <w:pPr>
+        <w:spacing w:after="160" w:line="320" w:lineRule="auto"/>
+        <w:jc w:val="left"/>
+      </w:pPr>
+      <w:r>
+        <w:rPr>
+          <w:rFonts w:ascii="Yu Mincho" w:cs="Yu Mincho" w:eastAsia="Yu Mincho" w:hAnsi="Yu Mincho"/>
+          <w:sz w:val="21"/>
+          <w:szCs w:val="21"/>
+        </w:rPr>
+        <w:t xml:space="preserve">会議というのは、給料が発生している時間だ。その対価が支払われている時間に、必要なことを言わずに済ませるのは、ある意味「給料泥棒」だとも思う。だから、若い頃の自分は、あえて前に出ようとしていた。</w:t>
+      </w:r>
+    </w:p>
+    <w:p>
+      <w:pPr>
+        <w:spacing w:after="160" w:line="320" w:lineRule="auto"/>
+        <w:jc w:val="left"/>
+      </w:pPr>
+      <w:r>
+        <w:rPr>
+          <w:rFonts w:ascii="Yu Mincho" w:cs="Yu Mincho" w:eastAsia="Yu Mincho" w:hAnsi="Yu Mincho"/>
+          <w:sz w:val="21"/>
+          <w:szCs w:val="21"/>
+        </w:rPr>
+        <w:t xml:space="preserve">今でも、発言には気をつけている。一方的に押し込むような言い方にならないように、という視点は常に持っている。今の自分がやっているのは、対立を起こすことというより、視点の違いや、いくつもの見え方があることを場に出す、ファシリテーションに近い関わり方だと思う。</w:t>
+      </w:r>
     </w:p>
     <w:p>
       <w:r>

--- a/notes/exports/book-draft.docx
+++ b/notes/exports/book-draft.docx
@@ -2274,7 +2274,256 @@
           <w:sz w:val="27"/>
           <w:szCs w:val="27"/>
         </w:rPr>
-        <w:t xml:space="preserve">第8章　伴走の大切さ</w:t>
+        <w:t xml:space="preserve">第8章　マニュアルという名のランタン</w:t>
+      </w:r>
+    </w:p>
+    <w:p>
+      <w:pPr>
+        <w:spacing w:after="160" w:line="320" w:lineRule="auto"/>
+        <w:jc w:val="left"/>
+      </w:pPr>
+      <w:r>
+        <w:rPr>
+          <w:rFonts w:ascii="Yu Mincho" w:cs="Yu Mincho" w:eastAsia="Yu Mincho" w:hAnsi="Yu Mincho"/>
+          <w:sz w:val="21"/>
+          <w:szCs w:val="21"/>
+        </w:rPr>
+        <w:t xml:space="preserve">生活支援の現場は、工場や、マニュアル通りに回すサービス業とは、根本的に違うところがあると思っている。</w:t>
+      </w:r>
+    </w:p>
+    <w:p>
+      <w:pPr>
+        <w:spacing w:after="160" w:line="320" w:lineRule="auto"/>
+        <w:jc w:val="left"/>
+      </w:pPr>
+      <w:r>
+        <w:rPr>
+          <w:rFonts w:ascii="Yu Mincho" w:cs="Yu Mincho" w:eastAsia="Yu Mincho" w:hAnsi="Yu Mincho"/>
+          <w:sz w:val="21"/>
+          <w:szCs w:val="21"/>
+        </w:rPr>
+        <w:t xml:space="preserve">生活というのは「生もの」だ。利用者の体調、気圧や季節の変化、人間関係、直前にあった出来事。そういうものによって、その日のコンディションは刻一刻と変わる。昨日うまくいった対応が、今日もうまくいくとは限らない。世間一般の「正しさ」――常識や、一般的な生活習慣、マナー――をそのまま当てはめようとすると、障害特性とぶつかって、かえって強いストレスや混乱を招くことがある。一般的な常識が不正解になり、一般的には非常識に見えるやり方が、その人にとっての唯一の安心になる。そういう世界だ。だからこそ、支援する側が「これが正しい」と信じ込んだ瞬間、自分のエゴが、その人の意思や特性を塗りつぶしてしまうリスクを、常に抱えている。</w:t>
+      </w:r>
+    </w:p>
+    <w:p>
+      <w:pPr>
+        <w:spacing w:after="160" w:line="320" w:lineRule="auto"/>
+        <w:jc w:val="left"/>
+      </w:pPr>
+      <w:r>
+        <w:rPr>
+          <w:rFonts w:ascii="Yu Mincho" w:cs="Yu Mincho" w:eastAsia="Yu Mincho" w:hAnsi="Yu Mincho"/>
+          <w:sz w:val="21"/>
+          <w:szCs w:val="21"/>
+        </w:rPr>
+        <w:t xml:space="preserve">それでも、現場が「正解の定義」――マニュアルや、支援の統一性――を進めてきたのには、否定できない合理性がある。見通しが立ちにくい特性を持つ人にとって、「人によって言うことや対応が違う」「昨日と今日でルールが変わる」ことは、パニックや不安の一番のトリガーになる。「誰が関わっても同じ対応が返ってくる」という安心のベースを作るために、支援の統一化は欠かせない基盤だった。若手育成の面でも同じだ。「見て覚えろ」「空気で察しろ」という曖昧なやり方より、「何が正解で、何をすれば合格なのか」を示す方が、新人が安心して働くための助けになる。</w:t>
+      </w:r>
+    </w:p>
+    <w:p>
+      <w:pPr>
+        <w:spacing w:after="160" w:line="320" w:lineRule="auto"/>
+        <w:jc w:val="left"/>
+      </w:pPr>
+      <w:r>
+        <w:rPr>
+          <w:rFonts w:ascii="Yu Mincho" w:cs="Yu Mincho" w:eastAsia="Yu Mincho" w:hAnsi="Yu Mincho"/>
+          <w:sz w:val="21"/>
+          <w:szCs w:val="21"/>
+        </w:rPr>
+        <w:t xml:space="preserve">ただ、この「正解」が行き過ぎると、現場に歪みが出てくる。ひとつのやり方を正解と決めると、それ以外のすべてが「不正解」になる。職員は「怒られないこと」「失敗しないこと」を目的に動くようになり、減点主義が組織を覆っていく。「マニュアルに書いてありませんでした」と、目の前の利用者が困っているのに、型通りの対応しかできなくなる。自分の頭で考え、工夫し、利用者の表情が変わる瞬間に立ち会う。それこそが対人援助の一番の醍醐味だと思うが、型にはまった作業の反復だけを求められると、職員は「歯車」になり、やりがいだけが失われていく。</w:t>
+      </w:r>
+    </w:p>
+    <w:p>
+      <w:pPr>
+        <w:spacing w:after="160" w:line="320" w:lineRule="auto"/>
+        <w:jc w:val="left"/>
+      </w:pPr>
+      <w:r>
+        <w:rPr>
+          <w:rFonts w:ascii="Yu Mincho" w:cs="Yu Mincho" w:eastAsia="Yu Mincho" w:hAnsi="Yu Mincho"/>
+          <w:sz w:val="21"/>
+          <w:szCs w:val="21"/>
+        </w:rPr>
+        <w:t xml:space="preserve">この矛盾を乗り越える鍵は、統一するべきものと、任せていいものを、階層に分けて考えることだと思っている。</w:t>
+      </w:r>
+    </w:p>
+    <w:p>
+      <w:pPr>
+        <w:spacing w:after="160" w:line="320" w:lineRule="auto"/>
+        <w:jc w:val="left"/>
+      </w:pPr>
+      <w:r>
+        <w:rPr>
+          <w:rFonts w:ascii="Yu Mincho" w:cs="Yu Mincho" w:eastAsia="Yu Mincho" w:hAnsi="Yu Mincho"/>
+          <w:sz w:val="21"/>
+          <w:szCs w:val="21"/>
+        </w:rPr>
+        <w:t xml:space="preserve">- 一番土台になるのは、最低限のルールと身体的な安全――医療的ケア、事故防止、虐待防止、共通の禁止事項。ここは正解が厳格で、100パーセント統一するべきところだ。</w:t>
+      </w:r>
+    </w:p>
+    <w:p>
+      <w:pPr>
+        <w:spacing w:after="160" w:line="320" w:lineRule="auto"/>
+        <w:jc w:val="left"/>
+      </w:pPr>
+      <w:r>
+        <w:rPr>
+          <w:rFonts w:ascii="Yu Mincho" w:cs="Yu Mincho" w:eastAsia="Yu Mincho" w:hAnsi="Yu Mincho"/>
+          <w:sz w:val="21"/>
+          <w:szCs w:val="21"/>
+        </w:rPr>
+        <w:t xml:space="preserve">- その上にあるのが、意図・目的の統一――「なぜその支援をするのか」「何を目指すのか」の合意。ここがブレると、利用者は不安になる。</w:t>
+      </w:r>
+    </w:p>
+    <w:p>
+      <w:pPr>
+        <w:spacing w:after="160" w:line="320" w:lineRule="auto"/>
+        <w:jc w:val="left"/>
+      </w:pPr>
+      <w:r>
+        <w:rPr>
+          <w:rFonts w:ascii="Yu Mincho" w:cs="Yu Mincho" w:eastAsia="Yu Mincho" w:hAnsi="Yu Mincho"/>
+          <w:sz w:val="21"/>
+          <w:szCs w:val="21"/>
+        </w:rPr>
+        <w:t xml:space="preserve">- 一番上にあるのが、現場の裁量――目的さえ達成されるなら、アプローチは職員ごとに違ってもいいし、その日の調子に合わせて変えていい部分だ。</w:t>
+      </w:r>
+    </w:p>
+    <w:p>
+      <w:pPr>
+        <w:spacing w:after="160" w:line="320" w:lineRule="auto"/>
+        <w:jc w:val="left"/>
+      </w:pPr>
+      <w:r>
+        <w:rPr>
+          <w:rFonts w:ascii="Yu Mincho" w:cs="Yu Mincho" w:eastAsia="Yu Mincho" w:hAnsi="Yu Mincho"/>
+          <w:sz w:val="21"/>
+          <w:szCs w:val="21"/>
+        </w:rPr>
+        <w:t xml:space="preserve">つまり、統一するべきなのは「手順（How）」ではなく「意図（Why）」の方だ、ということだと思う。</w:t>
+      </w:r>
+    </w:p>
+    <w:p>
+      <w:pPr>
+        <w:spacing w:after="160" w:line="320" w:lineRule="auto"/>
+        <w:jc w:val="left"/>
+      </w:pPr>
+      <w:r>
+        <w:rPr>
+          <w:rFonts w:ascii="Yu Mincho" w:cs="Yu Mincho" w:eastAsia="Yu Mincho" w:hAnsi="Yu Mincho"/>
+          <w:sz w:val="21"/>
+          <w:szCs w:val="21"/>
+        </w:rPr>
+        <w:t xml:space="preserve">不正解を出してもいい、という文化にも意味がある。アプローチしてうまくいかなかったとしても、それは「今日はこのやり方は合わなかった」という貴重な発見だ。チームで「あれは違ったね、次はこうしてみよう」と共有できれば、それは組織の資産になる。ある職員がふと試したイレギュラーな関わりが、数か月後にその利用者の新しい扉を開く「大正解」に化けることだってある。正解をガチガチに固定していては、その芽を摘んでしまう。マニュアルや正解は、職員を縛る鎖ではなく、足元を照らすランタンだと思っている。ランタンで足場を固めた上で、職員が自分の色を出して挑戦できる余白を守ること。それが、利用者の安定と、職員のやりがいを両立させるやり方なんだと思う。</w:t>
+      </w:r>
+    </w:p>
+    <w:p>
+      <w:pPr>
+        <w:spacing w:after="160" w:line="320" w:lineRule="auto"/>
+        <w:jc w:val="left"/>
+      </w:pPr>
+      <w:r>
+        <w:rPr>
+          <w:rFonts w:ascii="Yu Mincho" w:cs="Yu Mincho" w:eastAsia="Yu Mincho" w:hAnsi="Yu Mincho"/>
+          <w:sz w:val="21"/>
+          <w:szCs w:val="21"/>
+        </w:rPr>
+        <w:t xml:space="preserve">とはいえ、管理する側からすれば、裁量を手放すのが怖いのも、正直よく分かる。自分の中にも、この怖さはある。</w:t>
+      </w:r>
+    </w:p>
+    <w:p>
+      <w:pPr>
+        <w:spacing w:after="160" w:line="320" w:lineRule="auto"/>
+        <w:jc w:val="left"/>
+      </w:pPr>
+      <w:r>
+        <w:rPr>
+          <w:rFonts w:ascii="Yu Mincho" w:cs="Yu Mincho" w:eastAsia="Yu Mincho" w:hAnsi="Yu Mincho"/>
+          <w:sz w:val="21"/>
+          <w:szCs w:val="21"/>
+        </w:rPr>
+        <w:t xml:space="preserve">一つは、最終的な責任を負うのは自分だ、という孤独な恐怖だ。現場が裁量で動いた結果、事故や、他害や、虐待を疑われるような事案が起きた時、外の世界に対して矢面に立つのは管理職だ。「管理していなかった」と言われる恐怖が、行動をルールで縛る動機になる。もう一つは、支援の質が底割れする不安。裁量に任せた瞬間、一部の職員の独断や怠慢が混ざり込み、組織全体の水準が下がってしまうリスクがある。属人化への懸念もある。「その職員にしかできない神対応」を許しすぎると、その人が休んだ瞬間に現場が回らなくなる。利用者間の不公平感や、家族からのクレームを避けたい気持ちもある。「あの職員はいいと言ったのに、この職員はダメだと言った」という対応のブレは、不信感に直結する。そして、リーダー自身のキャパシティの限界もある。全員がバラバラに動くと、誰が何をしているのか把握するだけで、認知的なコストを使い果たしてしまう。</w:t>
+      </w:r>
+    </w:p>
+    <w:p>
+      <w:pPr>
+        <w:spacing w:after="160" w:line="320" w:lineRule="auto"/>
+        <w:jc w:val="left"/>
+      </w:pPr>
+      <w:r>
+        <w:rPr>
+          <w:rFonts w:ascii="Yu Mincho" w:cs="Yu Mincho" w:eastAsia="Yu Mincho" w:hAnsi="Yu Mincho"/>
+          <w:sz w:val="21"/>
+          <w:szCs w:val="21"/>
+        </w:rPr>
+        <w:t xml:space="preserve">こういう怖さは、組織を守る上で必要なものだと思う。ただ、扱いを誤ると、現場を殺す方にも働く。だから、コントロールしたいという気持ちそのものを否定するより、管理する対象を変える方がいいと思っている。職員の「行動」を隅々まで管理するのではなく、「ここから先は絶対にダメ」という境界線だけを、明確に引く。その内側であれば、どんなアプローチを試しても構わない。「マニュアルから外れて工夫してみたが、失敗した」という報告が上がってきた時に、怒るのではなく「ナイスチャレンジ、次はどうする？」と受け止める。それができれば、見えない不安は解消されて、過剰なルールで縛る必要がなくなっていく。管理職の役割は、型通りに動いているかを監視することではなく、現場が裁量を発揮して、もし転んだ時には泥をかぶって守る、安全網でいることなんだと思う。</w:t>
+      </w:r>
+    </w:p>
+    <w:p>
+      <w:pPr>
+        <w:spacing w:after="160" w:line="320" w:lineRule="auto"/>
+        <w:jc w:val="left"/>
+      </w:pPr>
+      <w:r>
+        <w:rPr>
+          <w:rFonts w:ascii="Yu Mincho" w:cs="Yu Mincho" w:eastAsia="Yu Mincho" w:hAnsi="Yu Mincho"/>
+          <w:sz w:val="21"/>
+          <w:szCs w:val="21"/>
+        </w:rPr>
+        <w:t xml:space="preserve">正解と正解がぶつかる場面――「統一するべきだ」という考えと、「任せるべきだ」という考えが、どちらも間違っていない場面もある。そういう時は、メリットとデメリットを見比べて、中間地点を探るしかないと思っている。どちらかに偏ることもあるかもしれないが、話し合いと説明は、必ず必要だ。</w:t>
+      </w:r>
+    </w:p>
+    <w:p>
+      <w:pPr>
+        <w:spacing w:after="160" w:line="320" w:lineRule="auto"/>
+        <w:jc w:val="left"/>
+      </w:pPr>
+      <w:r>
+        <w:rPr>
+          <w:rFonts w:ascii="Yu Mincho" w:cs="Yu Mincho" w:eastAsia="Yu Mincho" w:hAnsi="Yu Mincho"/>
+          <w:sz w:val="21"/>
+          <w:szCs w:val="21"/>
+        </w:rPr>
+        <w:t xml:space="preserve">この考えから、裁量ということについても触れておきたい。うちの施設は、何でも会議にかけたがる。それ自体は悪いことではないと思う。ただ、裁量の範囲があらかじめ明確になっていれば、それに基づいて検討できるスピードが上がる場面は、もっと増えるはずだ。早く決めることによる「正解」も、あるかもしれない。</w:t>
+      </w:r>
+    </w:p>
+    <w:p>
+      <w:pPr>
+        <w:spacing w:after="160" w:line="320" w:lineRule="auto"/>
+        <w:jc w:val="left"/>
+      </w:pPr>
+      <w:r>
+        <w:rPr>
+          <w:rFonts w:ascii="Yu Mincho" w:cs="Yu Mincho" w:eastAsia="Yu Mincho" w:hAnsi="Yu Mincho"/>
+          <w:sz w:val="21"/>
+          <w:szCs w:val="21"/>
+        </w:rPr>
+        <w:t xml:space="preserve">結局、どれが正解かは、すべての場面において分からない。それでも、こういう考え方を理解した上で、組織を進めていく必要はあると思う。そして、一度決めたら、一定期間は全力でそれをやってみることも必要だ。この推進力は、日本人には持ちづらいものだと思う。だからこそ、カリスマ性やワンマン経営の強みが生きてくるのだと思う。その分、そういうやり方をする人たちには、裁量が大きいだけ、責任や失敗した時のリスクも大きくのしかかる。どちらのやり方が悪いとは、自分には分からない。組織の風土で決めるべきか、理念で決めるべきか、その時いる管理職で決めるべきか。他にも要因はあると思う。</w:t>
+      </w:r>
+    </w:p>
+    <w:p>
+      <w:r>
+        <w:br w:type="page"/>
+      </w:r>
+    </w:p>
+    <w:p>
+      <w:pPr>
+        <w:pStyle w:val="Heading2"/>
+        <w:pBdr>
+          <w:bottom w:val="single" w:color="888888" w:sz="4" w:space="8"/>
+        </w:pBdr>
+        <w:spacing w:after="400" w:before="800"/>
+      </w:pPr>
+      <w:r>
+        <w:rPr>
+          <w:rFonts w:ascii="Yu Mincho" w:cs="Yu Mincho" w:eastAsia="Yu Mincho" w:hAnsi="Yu Mincho"/>
+          <w:b/>
+          <w:bCs/>
+          <w:color w:val="000000"/>
+          <w:sz w:val="27"/>
+          <w:szCs w:val="27"/>
+        </w:rPr>
+        <w:t xml:space="preserve">第9章　伴走の大切さ</w:t>
       </w:r>
     </w:p>
     <w:p>
@@ -2367,7 +2616,7 @@
           <w:sz w:val="27"/>
           <w:szCs w:val="27"/>
         </w:rPr>
-        <w:t xml:space="preserve">第9章　行動して失敗する人を評価する</w:t>
+        <w:t xml:space="preserve">第10章　行動して失敗する人を評価する</w:t>
       </w:r>
     </w:p>
     <w:p>
@@ -2505,7 +2754,7 @@
           <w:sz w:val="27"/>
           <w:szCs w:val="27"/>
         </w:rPr>
-        <w:t xml:space="preserve">第10章　動かずに文句を言うなら、自分にも一端の責任がある</w:t>
+        <w:t xml:space="preserve">第11章　動かずに文句を言うなら、自分にも一端の責任がある</w:t>
       </w:r>
     </w:p>
     <w:p>
@@ -2659,7 +2908,7 @@
           <w:sz w:val="21"/>
           <w:szCs w:val="21"/>
         </w:rPr>
-        <w:t xml:space="preserve">これは、第9章で書いた「行動して失敗する人を評価する」という話の、社会的な背景そのものだと思う。個人の勇気だけの問題ではない。組織や社会の仕組みが、動かないことの方を得にしてしまっている。だからこそ、意識してそこに抗う必要があるのだと思う。</w:t>
+        <w:t xml:space="preserve">これは、第10章で書いた「行動して失敗する人を評価する」という話の、社会的な背景そのものだと思う。個人の勇気だけの問題ではない。組織や社会の仕組みが、動かないことの方を得にしてしまっている。だからこそ、意識してそこに抗う必要があるのだと思う。</w:t>
       </w:r>
     </w:p>
     <w:p>
@@ -2684,7 +2933,7 @@
           <w:sz w:val="27"/>
           <w:szCs w:val="27"/>
         </w:rPr>
-        <w:t xml:space="preserve">第11章　若手時代、会議で「譲歩ライン」を決めて臨む</w:t>
+        <w:t xml:space="preserve">第12章　若手時代、会議で「譲歩ライン」を決めて臨む</w:t>
       </w:r>
     </w:p>
     <w:p>
@@ -2821,7 +3070,7 @@
           <w:sz w:val="27"/>
           <w:szCs w:val="27"/>
         </w:rPr>
-        <w:t xml:space="preserve">第12章　あえて反対意見を言う</w:t>
+        <w:t xml:space="preserve">第13章　あえて反対意見を言う</w:t>
       </w:r>
     </w:p>
     <w:p>
@@ -3070,21 +3319,21 @@
           <w:sz w:val="27"/>
           <w:szCs w:val="27"/>
         </w:rPr>
-        <w:t xml:space="preserve">第13章　難しい利用者こそ自分がまず対応する</w:t>
-      </w:r>
-    </w:p>
-    <w:p>
-      <w:pPr>
-        <w:spacing w:after="160" w:line="320" w:lineRule="auto"/>
-        <w:jc w:val="left"/>
-      </w:pPr>
-      <w:r>
-        <w:rPr>
-          <w:rFonts w:ascii="Yu Mincho" w:cs="Yu Mincho" w:eastAsia="Yu Mincho" w:hAnsi="Yu Mincho"/>
-          <w:sz w:val="21"/>
-          <w:szCs w:val="21"/>
-        </w:rPr>
-        <w:t xml:space="preserve">現場の支援員時代、対応の難しい利用者ほど、まず自分が対応するようにしていた。いろんなことを試して、失敗もして、成功もして、とにかく分析材料をたくさん出す。それが後々の支援に生きてくる。行動して失敗する人を評価したい、という第9章の話と、根っこは同じだ。</w:t>
+        <w:t xml:space="preserve">第14章　難しい利用者こそ自分がまず対応する</w:t>
+      </w:r>
+    </w:p>
+    <w:p>
+      <w:pPr>
+        <w:spacing w:after="160" w:line="320" w:lineRule="auto"/>
+        <w:jc w:val="left"/>
+      </w:pPr>
+      <w:r>
+        <w:rPr>
+          <w:rFonts w:ascii="Yu Mincho" w:cs="Yu Mincho" w:eastAsia="Yu Mincho" w:hAnsi="Yu Mincho"/>
+          <w:sz w:val="21"/>
+          <w:szCs w:val="21"/>
+        </w:rPr>
+        <w:t xml:space="preserve">現場の支援員時代、対応の難しい利用者ほど、まず自分が対応するようにしていた。いろんなことを試して、失敗もして、成功もして、とにかく分析材料をたくさん出す。それが後々の支援に生きてくる。行動して失敗する人を評価したい、という第10章の話と、根っこは同じだ。</w:t>
       </w:r>
     </w:p>
     <w:p>
@@ -3112,7 +3361,7 @@
           <w:sz w:val="21"/>
           <w:szCs w:val="21"/>
         </w:rPr>
-        <w:t xml:space="preserve">「いつも通りの平穏な対応」には、あまり心が動かない。逆に「予測不能で手強い相手」ほど、強い刺激になって、好奇心が引っ張られる。困難を苦行として捉えるのではなく、解きがいのある高難度のパズル、まだ誰も足を踏み入れていない実験場として捉えている感覚に近い。「失敗も成功も、後々の支援のための分析材料だ」という考え方は、要するに、行動して仮説を検証し、早い段階でエラーを出し切ることで、チーム全体の将来的なリスクと手戻りを減らす、という発想だ。そしてここには、「自分をよく見せたい」「失敗して恥をかきたくない」という保身より、「物事の解像度を上げたい」「論点や選択肢を増やしたい」という関心の方が強く働いている。これは、第12章で書いた、会議で「あえて反対意見を言う」姿勢とも、根っこでつながっている。</w:t>
+        <w:t xml:space="preserve">「いつも通りの平穏な対応」には、あまり心が動かない。逆に「予測不能で手強い相手」ほど、強い刺激になって、好奇心が引っ張られる。困難を苦行として捉えるのではなく、解きがいのある高難度のパズル、まだ誰も足を踏み入れていない実験場として捉えている感覚に近い。「失敗も成功も、後々の支援のための分析材料だ」という考え方は、要するに、行動して仮説を検証し、早い段階でエラーを出し切ることで、チーム全体の将来的なリスクと手戻りを減らす、という発想だ。そしてここには、「自分をよく見せたい」「失敗して恥をかきたくない」という保身より、「物事の解像度を上げたい」「論点や選択肢を増やしたい」という関心の方が強く働いている。これは、第13章で書いた、会議で「あえて反対意見を言う」姿勢とも、根っこでつながっている。</w:t>
       </w:r>
     </w:p>
     <w:p>
@@ -3317,7 +3566,7 @@
           <w:sz w:val="27"/>
           <w:szCs w:val="27"/>
         </w:rPr>
-        <w:t xml:space="preserve">第14章　問題がある職員には、個人にではなく全体に言う</w:t>
+        <w:t xml:space="preserve">第15章　問題がある職員には、個人にではなく全体に言う</w:t>
       </w:r>
     </w:p>
     <w:p>
@@ -3384,7 +3633,7 @@
           <w:sz w:val="27"/>
           <w:szCs w:val="27"/>
         </w:rPr>
-        <w:t xml:space="preserve">第15章　支援に100点はない</w:t>
+        <w:t xml:space="preserve">第16章　支援に100点はない</w:t>
       </w:r>
     </w:p>
     <w:p>
@@ -3621,7 +3870,7 @@
           <w:sz w:val="27"/>
           <w:szCs w:val="27"/>
         </w:rPr>
-        <w:t xml:space="preserve">第16章　観察とシミュレーションの習慣</w:t>
+        <w:t xml:space="preserve">第17章　観察とシミュレーションの習慣</w:t>
       </w:r>
     </w:p>
     <w:p>
@@ -3730,7 +3979,7 @@
           <w:sz w:val="27"/>
           <w:szCs w:val="27"/>
         </w:rPr>
-        <w:t xml:space="preserve">第17章　自分の何気ない行動が、他者の業務を阻害する</w:t>
+        <w:t xml:space="preserve">第18章　自分の何気ない行動が、他者の業務を阻害する</w:t>
       </w:r>
     </w:p>
     <w:p>
@@ -3965,7 +4214,7 @@
           <w:sz w:val="27"/>
           <w:szCs w:val="27"/>
         </w:rPr>
-        <w:t xml:space="preserve">第18章　「事業所都合の善」が生む矛盾</w:t>
+        <w:t xml:space="preserve">第19章　「事業所都合の善」が生む矛盾</w:t>
       </w:r>
     </w:p>
     <w:p>
@@ -4060,7 +4309,7 @@
           <w:sz w:val="27"/>
           <w:szCs w:val="27"/>
         </w:rPr>
-        <w:t xml:space="preserve">第19章　給料と経験に見合った責任を求める</w:t>
+        <w:t xml:space="preserve">第20章　給料と経験に見合った責任を求める</w:t>
       </w:r>
     </w:p>
     <w:p>
@@ -4169,7 +4418,7 @@
           <w:sz w:val="27"/>
           <w:szCs w:val="27"/>
         </w:rPr>
-        <w:t xml:space="preserve">第20章　褒め言葉の価値は、誰から言われるかで決まる</w:t>
+        <w:t xml:space="preserve">第21章　褒め言葉の価値は、誰から言われるかで決まる</w:t>
       </w:r>
     </w:p>
     <w:p>
@@ -4362,7 +4611,7 @@
           <w:sz w:val="27"/>
           <w:szCs w:val="27"/>
         </w:rPr>
-        <w:t xml:space="preserve">第21章　怖さ（ストレス）の必要性</w:t>
+        <w:t xml:space="preserve">第22章　怖さ（ストレス）の必要性</w:t>
       </w:r>
     </w:p>
     <w:p>
@@ -4485,7 +4734,7 @@
           <w:sz w:val="27"/>
           <w:szCs w:val="27"/>
         </w:rPr>
-        <w:t xml:space="preserve">第22章　AI全盛期だからこそ、あえてアナログを使う</w:t>
+        <w:t xml:space="preserve">第23章　AI全盛期だからこそ、あえてアナログを使う</w:t>
       </w:r>
     </w:p>
     <w:p>
@@ -4692,7 +4941,7 @@
           <w:sz w:val="27"/>
           <w:szCs w:val="27"/>
         </w:rPr>
-        <w:t xml:space="preserve">第23章　口先だけの「利用者第一」への違和感</w:t>
+        <w:t xml:space="preserve">第24章　口先だけの「利用者第一」への違和感</w:t>
       </w:r>
     </w:p>
     <w:p>
@@ -4843,7 +5092,7 @@
           <w:sz w:val="27"/>
           <w:szCs w:val="27"/>
         </w:rPr>
-        <w:t xml:space="preserve">第24章　「悪」とされる決断をする覚悟</w:t>
+        <w:t xml:space="preserve">第25章　「悪」とされる決断をする覚悟</w:t>
       </w:r>
     </w:p>
     <w:p>
@@ -5078,7 +5327,7 @@
           <w:sz w:val="27"/>
           <w:szCs w:val="27"/>
         </w:rPr>
-        <w:t xml:space="preserve">第25章　自分を大事にする、という土台</w:t>
+        <w:t xml:space="preserve">第26章　自分を大事にする、という土台</w:t>
       </w:r>
     </w:p>
     <w:p>
@@ -5453,7 +5702,7 @@
           <w:sz w:val="27"/>
           <w:szCs w:val="27"/>
         </w:rPr>
-        <w:t xml:space="preserve">第26章　見学に来てくれた人たちへ、伝えていること</w:t>
+        <w:t xml:space="preserve">第27章　見学に来てくれた人たちへ、伝えていること</w:t>
       </w:r>
     </w:p>
     <w:p>

--- a/notes/exports/book-draft.docx
+++ b/notes/exports/book-draft.docx
@@ -16,7 +16,7 @@
           <w:sz w:val="44"/>
           <w:szCs w:val="44"/>
         </w:rPr>
-        <w:t xml:space="preserve">気配らない気配り</w:t>
+        <w:t xml:space="preserve">柔らかい考えをガッチガチに固めてみた！</w:t>
       </w:r>
     </w:p>
     <w:p>
@@ -34,7 +34,7 @@
           <w:sz w:val="23"/>
           <w:szCs w:val="23"/>
         </w:rPr>
-        <w:t xml:space="preserve">―現場のリーダーが行き着いた、格好悪いマネジメント論</w:t>
+        <w:t xml:space="preserve">――予定通りにいかない日々が教えてくれた、ブレない柔軟さ</w:t>
       </w:r>
     </w:p>
     <w:p>
@@ -73,77 +73,77 @@
           <w:sz w:val="21"/>
           <w:szCs w:val="21"/>
         </w:rPr>
-        <w:t xml:space="preserve">先に断っておきたい。この本は、キラキラした福祉の本にはしないつもりだ。</w:t>
-      </w:r>
-    </w:p>
-    <w:p>
-      <w:pPr>
-        <w:spacing w:after="160" w:line="320" w:lineRule="auto"/>
-        <w:jc w:val="left"/>
-      </w:pPr>
-      <w:r>
-        <w:rPr>
-          <w:rFonts w:ascii="Yu Mincho" w:cs="Yu Mincho" w:eastAsia="Yu Mincho" w:hAnsi="Yu Mincho"/>
-          <w:sz w:val="21"/>
-          <w:szCs w:val="21"/>
-        </w:rPr>
-        <w:t xml:space="preserve">「利用者様の笑顔のために」「支え合いの心で」――そういう言葉を丁寧に並べる本は、もう世の中にたくさんある。それはそれで大事なことだと思う。ただ、自分が書きたいのはそっちではない。</w:t>
-      </w:r>
-    </w:p>
-    <w:p>
-      <w:pPr>
-        <w:spacing w:after="160" w:line="320" w:lineRule="auto"/>
-        <w:jc w:val="left"/>
-      </w:pPr>
-      <w:r>
-        <w:rPr>
-          <w:rFonts w:ascii="Yu Mincho" w:cs="Yu Mincho" w:eastAsia="Yu Mincho" w:hAnsi="Yu Mincho"/>
-          <w:sz w:val="21"/>
-          <w:szCs w:val="21"/>
-        </w:rPr>
-        <w:t xml:space="preserve">大衆居酒屋の話をしたい。高級フレンチは、盛り付けも接客も一分の隙もない。オーガニックレストランは、体にいいものを丁寧に出してくる。子ども食堂は、優しさそのものだ。どれも立派なものだと思う。でも、自分が目指したいのは、そのどれでもない。</w:t>
-      </w:r>
-    </w:p>
-    <w:p>
-      <w:pPr>
-        <w:spacing w:after="160" w:line="320" w:lineRule="auto"/>
-        <w:jc w:val="left"/>
-      </w:pPr>
-      <w:r>
-        <w:rPr>
-          <w:rFonts w:ascii="Yu Mincho" w:cs="Yu Mincho" w:eastAsia="Yu Mincho" w:hAnsi="Yu Mincho"/>
-          <w:sz w:val="21"/>
-          <w:szCs w:val="21"/>
-        </w:rPr>
-        <w:t xml:space="preserve">カウンターの向こうで、店主が黙々と串を焼いている店。飾り気はそんなにない。だけど一口食べたら「うまいな、これ」となる店。そういう本にしたい。</w:t>
-      </w:r>
-    </w:p>
-    <w:p>
-      <w:pPr>
-        <w:spacing w:after="160" w:line="320" w:lineRule="auto"/>
-        <w:jc w:val="left"/>
-      </w:pPr>
-      <w:r>
-        <w:rPr>
-          <w:rFonts w:ascii="Yu Mincho" w:cs="Yu Mincho" w:eastAsia="Yu Mincho" w:hAnsi="Yu Mincho"/>
-          <w:sz w:val="21"/>
-          <w:szCs w:val="21"/>
-        </w:rPr>
-        <w:t xml:space="preserve">だから、この本には格好いいことばかり書かない。間違えたこと、後で「あれは違ったな」と思ったこと、今でも「これでいいのか」と迷っていること。そういうことを、できるだけ飾らずに書く。きれいに整えすぎたら、たぶん味が薄くなる。</w:t>
-      </w:r>
-    </w:p>
-    <w:p>
-      <w:pPr>
-        <w:spacing w:after="160" w:line="320" w:lineRule="auto"/>
-        <w:jc w:val="left"/>
-      </w:pPr>
-      <w:r>
-        <w:rPr>
-          <w:rFonts w:ascii="Yu Mincho" w:cs="Yu Mincho" w:eastAsia="Yu Mincho" w:hAnsi="Yu Mincho"/>
-          <w:sz w:val="21"/>
-          <w:szCs w:val="21"/>
-        </w:rPr>
-        <w:t xml:space="preserve">リーダーとして、上司として、考えてきたこと、やってきたこと、そして間違えてきたこと。それを、これから書いていく。</w:t>
+        <w:t xml:space="preserve">最初に、この本の立ち位置について、少しだけ断っておきたい。とはいえ肩に力を入れて宣言したいわけではなく、こういう考え方でこの本を書いてみました、という程度の提案として聞いてもらえたら嬉しい。</w:t>
+      </w:r>
+    </w:p>
+    <w:p>
+      <w:pPr>
+        <w:spacing w:after="160" w:line="320" w:lineRule="auto"/>
+        <w:jc w:val="left"/>
+      </w:pPr>
+      <w:r>
+        <w:rPr>
+          <w:rFonts w:ascii="Yu Mincho" w:cs="Yu Mincho" w:eastAsia="Yu Mincho" w:hAnsi="Yu Mincho"/>
+          <w:sz w:val="21"/>
+          <w:szCs w:val="21"/>
+        </w:rPr>
+        <w:t xml:space="preserve">「利用者様の笑顔のために」「支え合いの心で」――そういう言葉を丁寧に並べた本は、世の中にすでにたくさんある。それはそれで大事なことだと思うし、否定するつもりはない。ただ、自分が書きたいのは、そっちの方向ではなかった。</w:t>
+      </w:r>
+    </w:p>
+    <w:p>
+      <w:pPr>
+        <w:spacing w:after="160" w:line="320" w:lineRule="auto"/>
+        <w:jc w:val="left"/>
+      </w:pPr>
+      <w:r>
+        <w:rPr>
+          <w:rFonts w:ascii="Yu Mincho" w:cs="Yu Mincho" w:eastAsia="Yu Mincho" w:hAnsi="Yu Mincho"/>
+          <w:sz w:val="21"/>
+          <w:szCs w:val="21"/>
+        </w:rPr>
+        <w:t xml:space="preserve">イメージとしては、大衆居酒屋の話に近い。高級フレンチは、盛り付けも接客も一分の隙もない。オーガニックレストランは、体にいいものを丁寧に出してくる。子ども食堂は、優しさそのものだ。どれも立派なものだと思う。ただ、自分が目指したいのは、そのどれでもなかった。</w:t>
+      </w:r>
+    </w:p>
+    <w:p>
+      <w:pPr>
+        <w:spacing w:after="160" w:line="320" w:lineRule="auto"/>
+        <w:jc w:val="left"/>
+      </w:pPr>
+      <w:r>
+        <w:rPr>
+          <w:rFonts w:ascii="Yu Mincho" w:cs="Yu Mincho" w:eastAsia="Yu Mincho" w:hAnsi="Yu Mincho"/>
+          <w:sz w:val="21"/>
+          <w:szCs w:val="21"/>
+        </w:rPr>
+        <w:t xml:space="preserve">わいわい楽しく、気軽に入れる店。そこで働く人も、来ているお客さんも、なんだか楽しそうにしている。そんな場にしたい。こだわりがそこまで強くないからこそ、いろんな料理が並ぶし、お客さんの要望にも柔軟に対応できる。そういう雰囲気の本にできたらいいなと思っている。</w:t>
+      </w:r>
+    </w:p>
+    <w:p>
+      <w:pPr>
+        <w:spacing w:after="160" w:line="320" w:lineRule="auto"/>
+        <w:jc w:val="left"/>
+      </w:pPr>
+      <w:r>
+        <w:rPr>
+          <w:rFonts w:ascii="Yu Mincho" w:cs="Yu Mincho" w:eastAsia="Yu Mincho" w:hAnsi="Yu Mincho"/>
+          <w:sz w:val="21"/>
+          <w:szCs w:val="21"/>
+        </w:rPr>
+        <w:t xml:space="preserve">だから、この本には格好いいことばかりは書いていない。間違えたこと、後で「あれは違ったな」と思ったこと、今でも「これでいいのか」と迷っていること。そういうことも、できるだけ飾らずに書いたつもりだ。きれいに整えすぎると、たぶん味が薄くなる気がしている。</w:t>
+      </w:r>
+    </w:p>
+    <w:p>
+      <w:pPr>
+        <w:spacing w:after="160" w:line="320" w:lineRule="auto"/>
+        <w:jc w:val="left"/>
+      </w:pPr>
+      <w:r>
+        <w:rPr>
+          <w:rFonts w:ascii="Yu Mincho" w:cs="Yu Mincho" w:eastAsia="Yu Mincho" w:hAnsi="Yu Mincho"/>
+          <w:sz w:val="21"/>
+          <w:szCs w:val="21"/>
+        </w:rPr>
+        <w:t xml:space="preserve">正直に言うと、この考え方で長くやってきて、大きく間違ってはいなかったんじゃないか、という手応えも少しはある。もちろん、これが唯一の正解だと言うつもりはない。ただ、自分がリーダーとして、上司として、考えてきたこと、やってきたこと、そして間違えてきたこと。それを、この先、書いていきたいと思う。</w:t>
       </w:r>
     </w:p>
     <w:p>

--- a/notes/exports/book-draft.docx
+++ b/notes/exports/book-draft.docx
@@ -144,6 +144,20 @@
           <w:szCs w:val="21"/>
         </w:rPr>
         <w:t xml:space="preserve">正直に言うと、この考え方で長くやってきて、大きく間違ってはいなかったんじゃないか、という手応えも少しはある。もちろん、これが唯一の正解だと言うつもりはない。ただ、自分がリーダーとして、上司として、考えてきたこと、やってきたこと、そして間違えてきたこと。それを、この先、書いていきたいと思う。</w:t>
+      </w:r>
+    </w:p>
+    <w:p>
+      <w:pPr>
+        <w:spacing w:after="160" w:line="320" w:lineRule="auto"/>
+        <w:jc w:val="left"/>
+      </w:pPr>
+      <w:r>
+        <w:rPr>
+          <w:rFonts w:ascii="Yu Mincho" w:cs="Yu Mincho" w:eastAsia="Yu Mincho" w:hAnsi="Yu Mincho"/>
+          <w:sz w:val="21"/>
+          <w:szCs w:val="21"/>
+        </w:rPr>
+        <w:t xml:space="preserve">この本のタイトルを『柔らかい考えをガッチガチに固めてみた！』としたのも、根っこは同じ気持ちからだ。何が正解か分からない、予定通りにいかないことばかりの日々の中で、自分なりに手にした「ブレない柔軟さ」というものがある。それがどういうことなのか、詳しくは終章で書いた。</w:t>
       </w:r>
     </w:p>
     <w:p>
@@ -6377,6 +6391,20 @@
       </w:r>
     </w:p>
     <w:p>
+      <w:pPr>
+        <w:spacing w:after="160" w:line="320" w:lineRule="auto"/>
+        <w:jc w:val="left"/>
+      </w:pPr>
+      <w:r>
+        <w:rPr>
+          <w:rFonts w:ascii="Yu Mincho" w:cs="Yu Mincho" w:eastAsia="Yu Mincho" w:hAnsi="Yu Mincho"/>
+          <w:sz w:val="21"/>
+          <w:szCs w:val="21"/>
+        </w:rPr>
+        <w:t xml:space="preserve">この本のタイトルを『柔らかい考えをガッチガチに固めてみた！』にしたのは、そういう意味からだ。「柔軟であれ」「臨機応変に」という言葉は、聞こえはいいが、そのままでは実は何の指針にもならない。だから自分は、その柔らかさそのものを、ガッチガチに――迷った時にいつでも立ち返れる、動かない土台になるくらいまで――固めてみようとしてきた。予定通りにいかない日々の連続の中で、身についたのは、決まった答えを持つことではなく、答えを固定しないという姿勢そのものを、ブレさせない方法だった。柔らかいままでは、ただの優柔不断だ。ガッチガチのままでは、ただの頑固だ。その両方を行き来しながら、自分にとっての「ブレない柔軟さ」を、この本を通して形にしてみたつもりでいる。</w:t>
+      </w:r>
+    </w:p>
+    <w:p>
       <w:r>
         <w:br w:type="page"/>
       </w:r>

--- a/notes/exports/book-draft.docx
+++ b/notes/exports/book-draft.docx
@@ -450,6 +450,90 @@
           <w:szCs w:val="21"/>
         </w:rPr>
         <w:t xml:space="preserve">変な人、おかしな人。そういう人たちは、自分にはとても魅力的に映る。自分にはなかなかないものだろうと思ってしまう。自分は所詮、作られた変な人だと自分では思っている。世間で言う、本当の「天然」みたいな人への憧れはあるし、そういう人に比べたら、自分なんてつまらない人間だとも思ってしまう。</w:t>
+      </w:r>
+    </w:p>
+    <w:p>
+      <w:pPr>
+        <w:spacing w:after="160" w:line="320" w:lineRule="auto"/>
+        <w:jc w:val="left"/>
+      </w:pPr>
+      <w:r>
+        <w:rPr>
+          <w:rFonts w:ascii="Yu Mincho" w:cs="Yu Mincho" w:eastAsia="Yu Mincho" w:hAnsi="Yu Mincho"/>
+          <w:sz w:val="21"/>
+          <w:szCs w:val="21"/>
+        </w:rPr>
+        <w:t xml:space="preserve">もう少し際どい話もしておく。トロッコ問題――暴走するトロッコが5人に向かっていて、レバーを引けば1人が犠牲になる、というあの思考実験――に対して、自分は迷わず「レバーを引いて1人を犠牲にし、5人を救う」と答える。功利主義的な計算を、ほとんど躊躇なく実行できる。</w:t>
+      </w:r>
+    </w:p>
+    <w:p>
+      <w:pPr>
+        <w:spacing w:after="160" w:line="320" w:lineRule="auto"/>
+        <w:jc w:val="left"/>
+      </w:pPr>
+      <w:r>
+        <w:rPr>
+          <w:rFonts w:ascii="Yu Mincho" w:cs="Yu Mincho" w:eastAsia="Yu Mincho" w:hAnsi="Yu Mincho"/>
+          <w:sz w:val="21"/>
+          <w:szCs w:val="21"/>
+        </w:rPr>
+        <w:t xml:space="preserve">嘘についても、必要ならつく。他人の苦しみに対する反応は、正直あまり強くない。ただ、本当に大切だと思える人は数人いて、そこだけは別だ。自分がミスをした時の罪悪感や後悔も、ほとんど感じない。</w:t>
+      </w:r>
+    </w:p>
+    <w:p>
+      <w:pPr>
+        <w:spacing w:after="160" w:line="320" w:lineRule="auto"/>
+        <w:jc w:val="left"/>
+      </w:pPr>
+      <w:r>
+        <w:rPr>
+          <w:rFonts w:ascii="Yu Mincho" w:cs="Yu Mincho" w:eastAsia="Yu Mincho" w:hAnsi="Yu Mincho"/>
+          <w:sz w:val="21"/>
+          <w:szCs w:val="21"/>
+        </w:rPr>
+        <w:t xml:space="preserve">こういうことを並べると、いわゆる「サイコパス的」な人間に近いんだろうと思う。心理学で言う「ファンクショナル・ダークトライアド」とか、「成功したサイコパス」と呼ばれるようなプロファイルに、たぶん近い。それでも、臨床的なサイコパシーとは違う一点があると思っている。「周りが幸せでいることが、自分も幸せ」という動機があることだ。これは、完全に自分のための、自分勝手な理屈だと思っている。それでも、結果的に周りへの配慮につながっているなら、それでいいと思っている。</w:t>
+      </w:r>
+    </w:p>
+    <w:p>
+      <w:pPr>
+        <w:spacing w:after="160" w:line="320" w:lineRule="auto"/>
+        <w:jc w:val="left"/>
+      </w:pPr>
+      <w:r>
+        <w:rPr>
+          <w:rFonts w:ascii="Yu Mincho" w:cs="Yu Mincho" w:eastAsia="Yu Mincho" w:hAnsi="Yu Mincho"/>
+          <w:sz w:val="21"/>
+          <w:szCs w:val="21"/>
+        </w:rPr>
+        <w:t xml:space="preserve">自分にとって一番怖いのは、退屈することだと、前にも書いた。それはただの好みの問題ではなく、リスクでもあると自覚している。刺激がない状態が長く続くと、自分でも気づかないうちに、リスクの高い選択をしたり、わざわざ物事をややこしくしたりすることがある。暇を埋めるために、自分で問題を作り出してしまうタイプなんだと思う。</w:t>
+      </w:r>
+    </w:p>
+    <w:p>
+      <w:pPr>
+        <w:spacing w:after="160" w:line="320" w:lineRule="auto"/>
+        <w:jc w:val="left"/>
+      </w:pPr>
+      <w:r>
+        <w:rPr>
+          <w:rFonts w:ascii="Yu Mincho" w:cs="Yu Mincho" w:eastAsia="Yu Mincho" w:hAnsi="Yu Mincho"/>
+          <w:sz w:val="21"/>
+          <w:szCs w:val="21"/>
+        </w:rPr>
+        <w:t xml:space="preserve">一番「生きている」と感じる瞬間は、二つある。一つは、誰も思いつかない解決策を見つけた瞬間、自分だけがそれに気づいている感覚に没頭している時。もう一つは、本当に大切な、数少ない人たちと、楽しく過ごしている時だ。感情は、常にオープンになっているわけではない。普段は閉じていて、特定の条件が揃った時だけ開く。そういう回路なんだと思っている。</w:t>
+      </w:r>
+    </w:p>
+    <w:p>
+      <w:pPr>
+        <w:spacing w:after="160" w:line="320" w:lineRule="auto"/>
+        <w:jc w:val="left"/>
+      </w:pPr>
+      <w:r>
+        <w:rPr>
+          <w:rFonts w:ascii="Yu Mincho" w:cs="Yu Mincho" w:eastAsia="Yu Mincho" w:hAnsi="Yu Mincho"/>
+          <w:sz w:val="21"/>
+          <w:szCs w:val="21"/>
+        </w:rPr>
+        <w:t xml:space="preserve">家庭でも職場でも、自分はだいたい同じ自分でいる。場面によって人格を使い分ける必要を、あまり感じない。「誰もやったことがない」「難しいけど面白い」「なぜそうなるのか」。そういう言葉には強く反応するが、「みんなそうしてる」「普通は」「気持ちを考えて」という言葉には、あまり反応しない。</w:t>
       </w:r>
     </w:p>
     <w:p>
@@ -2267,6 +2351,48 @@
       </w:r>
     </w:p>
     <w:p>
+      <w:pPr>
+        <w:spacing w:after="160" w:line="320" w:lineRule="auto"/>
+        <w:jc w:val="left"/>
+      </w:pPr>
+      <w:r>
+        <w:rPr>
+          <w:rFonts w:ascii="Yu Mincho" w:cs="Yu Mincho" w:eastAsia="Yu Mincho" w:hAnsi="Yu Mincho"/>
+          <w:sz w:val="21"/>
+          <w:szCs w:val="21"/>
+        </w:rPr>
+        <w:t xml:space="preserve">ここまでは、部下に対して「任せる」という話をしてきた。ただ、自分が人を頼るのは、部下に対してだけではない。</w:t>
+      </w:r>
+    </w:p>
+    <w:p>
+      <w:pPr>
+        <w:spacing w:after="160" w:line="320" w:lineRule="auto"/>
+        <w:jc w:val="left"/>
+      </w:pPr>
+      <w:r>
+        <w:rPr>
+          <w:rFonts w:ascii="Yu Mincho" w:cs="Yu Mincho" w:eastAsia="Yu Mincho" w:hAnsi="Yu Mincho"/>
+          <w:sz w:val="21"/>
+          <w:szCs w:val="21"/>
+        </w:rPr>
+        <w:t xml:space="preserve">現場のことは、現場の人に頼る。自分にできないことは、素直にお願いする。相手が部下であろうと、上司であろうと、そこに違いはない。任せることは、その人にとっての力になるし、たとえ失敗したとしても、それ自体がいい経験になる。</w:t>
+      </w:r>
+    </w:p>
+    <w:p>
+      <w:pPr>
+        <w:spacing w:after="160" w:line="320" w:lineRule="auto"/>
+        <w:jc w:val="left"/>
+      </w:pPr>
+      <w:r>
+        <w:rPr>
+          <w:rFonts w:ascii="Yu Mincho" w:cs="Yu Mincho" w:eastAsia="Yu Mincho" w:hAnsi="Yu Mincho"/>
+          <w:sz w:val="21"/>
+          <w:szCs w:val="21"/>
+        </w:rPr>
+        <w:t xml:space="preserve">大事なのは、自分に何ができて、何ができないかを、自分でしっかり把握しておくことだと思っている。できることは自分でやる。ただ、できないことは、めちゃくちゃ他者を頼る。それでいいと思っている。</w:t>
+      </w:r>
+    </w:p>
+    <w:p>
       <w:r>
         <w:br w:type="page"/>
       </w:r>

--- a/notes/exports/book-draft.docx
+++ b/notes/exports/book-draft.docx
@@ -655,6 +655,104 @@
           <w:szCs w:val="21"/>
         </w:rPr>
         <w:t xml:space="preserve">得意なことは伸ばせばいい。苦手なことは減らせばいい。それが基本ラインだと思う。どうしても無理なことは、ある程度諦めてもいい。ただ「もう改善しなくていい」と思うことだけは、やめておいた方がいい。</w:t>
+      </w:r>
+    </w:p>
+    <w:p>
+      <w:pPr>
+        <w:spacing w:after="160" w:line="320" w:lineRule="auto"/>
+        <w:jc w:val="left"/>
+      </w:pPr>
+      <w:r>
+        <w:rPr>
+          <w:rFonts w:ascii="Yu Mincho" w:cs="Yu Mincho" w:eastAsia="Yu Mincho" w:hAnsi="Yu Mincho"/>
+          <w:sz w:val="21"/>
+          <w:szCs w:val="21"/>
+        </w:rPr>
+        <w:t xml:space="preserve">そもそも、人が何かを好きになったり嫌いになったりする順番には、ある程度決まった法則があると思っている。苦手だから嫌いになる。得意だから好きになる。たいていの物事は、まずここから始まる。</w:t>
+      </w:r>
+    </w:p>
+    <w:p>
+      <w:pPr>
+        <w:spacing w:after="160" w:line="320" w:lineRule="auto"/>
+        <w:jc w:val="left"/>
+      </w:pPr>
+      <w:r>
+        <w:rPr>
+          <w:rFonts w:ascii="Yu Mincho" w:cs="Yu Mincho" w:eastAsia="Yu Mincho" w:hAnsi="Yu Mincho"/>
+          <w:sz w:val="21"/>
+          <w:szCs w:val="21"/>
+        </w:rPr>
+        <w:t xml:space="preserve">もちろん例外はある。得意なことでも、長年続けているうちに嫌な経験を山ほど味わえば、嫌いになることもある。ただ、それはあくまで例外で、基本の原則は変わらない。苦手なものは嫌いになりやすく、得意なものは好きになりやすい。</w:t>
+      </w:r>
+    </w:p>
+    <w:p>
+      <w:pPr>
+        <w:spacing w:after="160" w:line="320" w:lineRule="auto"/>
+        <w:jc w:val="left"/>
+      </w:pPr>
+      <w:r>
+        <w:rPr>
+          <w:rFonts w:ascii="Yu Mincho" w:cs="Yu Mincho" w:eastAsia="Yu Mincho" w:hAnsi="Yu Mincho"/>
+          <w:sz w:val="21"/>
+          <w:szCs w:val="21"/>
+        </w:rPr>
+        <w:t xml:space="preserve">厄介なのは、この「苦手だから嫌い」という判断が、たいてい深層心理のレベルで起きていることだ。本人は、論理や正しさで考えて結論を出しているつもりでいる。でも実際には、その土台に「苦手だから嫌い」という感覚が先にあって、その上に理屈を後付けしていることが、自分も含めて、かなり多いんじゃないかと思っている。意思決定や、仕事に対する主義主張――「この進め方はおかしい」「これは無駄だ」といった発言の裏側にも、案外、この原則が潜んでいることがある。</w:t>
+      </w:r>
+    </w:p>
+    <w:p>
+      <w:pPr>
+        <w:spacing w:after="160" w:line="320" w:lineRule="auto"/>
+        <w:jc w:val="left"/>
+      </w:pPr>
+      <w:r>
+        <w:rPr>
+          <w:rFonts w:ascii="Yu Mincho" w:cs="Yu Mincho" w:eastAsia="Yu Mincho" w:hAnsi="Yu Mincho"/>
+          <w:sz w:val="21"/>
+          <w:szCs w:val="21"/>
+        </w:rPr>
+        <w:t xml:space="preserve">具体例で考えてみると、分かりやすい。人に意見をはっきり言うことが得意な人は、叱ることも得意で、厳しく接することができる。だから、しっかり指導できる上司になりやすい。逆に、相手に厳しいことを言うのが苦手で、言葉にできない人は、厳しく言うのではなく、促したり、寄り添ったりすることが得意になっていく。どちらが優れているという話ではない。それぞれが、自分の得意な方法を、自分のスタイルとして育てていっているだけなんだと思う。</w:t>
+      </w:r>
+    </w:p>
+    <w:p>
+      <w:pPr>
+        <w:spacing w:after="160" w:line="320" w:lineRule="auto"/>
+        <w:jc w:val="left"/>
+      </w:pPr>
+      <w:r>
+        <w:rPr>
+          <w:rFonts w:ascii="Yu Mincho" w:cs="Yu Mincho" w:eastAsia="Yu Mincho" w:hAnsi="Yu Mincho"/>
+          <w:sz w:val="21"/>
+          <w:szCs w:val="21"/>
+        </w:rPr>
+        <w:t xml:space="preserve">ただ、ここには注意が必要だと思っている。その人をどう指導するのが、組織にとって、その職員にとって一番いいのか。相手をちゃんと見て判断するのではなく、自分の得意なやり方、自分の価値判断だけで決めてしまっているとしたら、それは結局、独りよがりの接し方でしかない。</w:t>
+      </w:r>
+    </w:p>
+    <w:p>
+      <w:pPr>
+        <w:spacing w:after="160" w:line="320" w:lineRule="auto"/>
+        <w:jc w:val="left"/>
+      </w:pPr>
+      <w:r>
+        <w:rPr>
+          <w:rFonts w:ascii="Yu Mincho" w:cs="Yu Mincho" w:eastAsia="Yu Mincho" w:hAnsi="Yu Mincho"/>
+          <w:sz w:val="21"/>
+          <w:szCs w:val="21"/>
+        </w:rPr>
+        <w:t xml:space="preserve">自分の得意なスタイルを持っていること自体は、悪いことではない。ただ、相手や、その時の状況に合わせて変えることができなければ、それはただの自己満足になってしまう。相手を自分に合わせさせるのか、自分が相手に合わせるのか。この両方があっていいし、どちらに転ぶべきかは、その時々で変わる。</w:t>
+      </w:r>
+    </w:p>
+    <w:p>
+      <w:pPr>
+        <w:spacing w:after="160" w:line="320" w:lineRule="auto"/>
+        <w:jc w:val="left"/>
+      </w:pPr>
+      <w:r>
+        <w:rPr>
+          <w:rFonts w:ascii="Yu Mincho" w:cs="Yu Mincho" w:eastAsia="Yu Mincho" w:hAnsi="Yu Mincho"/>
+          <w:sz w:val="21"/>
+          <w:szCs w:val="21"/>
+        </w:rPr>
+        <w:t xml:space="preserve">これは、障害のある方の支援でも同じだと思っている。どちらのやり方が正解かは、一概には言えない。ただ、「自分の得意なやり方を、無意識に相手へ押し付けてしまっている可能性がある」ということ自体は、常に自覚しておく必要があると思う。</w:t>
       </w:r>
     </w:p>
     <w:p>
